--- a/exercises/Bài tập 081 - Từ vựng giáo dục nghề nghiệp và xã hội.docx
+++ b/exercises/Bài tập 081 - Từ vựng giáo dục nghề nghiệp và xã hội.docx
@@ -1,581 +1,2774 @@
 
 <file path=word/document.xml><?xml version="1.0" encoding="utf-8"?>
-<w:document xmlns:w="http://schemas.openxmlformats.org/wordprocessingml/2006/main">
+<w:document xmlns:wpc="http://schemas.microsoft.com/office/word/2010/wordprocessingCanvas" xmlns:cx="http://schemas.microsoft.com/office/drawing/2014/chartex" xmlns:cx1="http://schemas.microsoft.com/office/drawing/2015/9/8/chartex" xmlns:cx2="http://schemas.microsoft.com/office/drawing/2015/10/21/chartex" xmlns:cx3="http://schemas.microsoft.com/office/drawing/2016/5/9/chartex" xmlns:cx4="http://schemas.microsoft.com/office/drawing/2016/5/10/chartex" xmlns:cx5="http://schemas.microsoft.com/office/drawing/2016/5/11/chartex" xmlns:cx6="http://schemas.microsoft.com/office/drawing/2016/5/12/chartex" xmlns:cx7="http://schemas.microsoft.com/office/drawing/2016/5/13/chartex" xmlns:cx8="http://schemas.microsoft.com/office/drawing/2016/5/14/chartex" xmlns:mc="http://schemas.openxmlformats.org/markup-compatibility/2006" xmlns:aink="http://schemas.microsoft.com/office/drawing/2016/ink" xmlns:am3d="http://schemas.microsoft.com/office/drawing/2017/model3d" xmlns:o="urn:schemas-microsoft-com:office:office" xmlns:oel="http://schemas.microsoft.com/office/2019/extlst" xmlns:r="http://schemas.openxmlformats.org/officeDocument/2006/relationships" xmlns:m="http://schemas.openxmlformats.org/officeDocument/2006/math" xmlns:v="urn:schemas-microsoft-com:vml" xmlns:wp14="http://schemas.microsoft.com/office/word/2010/wordprocessingDrawing" xmlns:wp="http://schemas.openxmlformats.org/drawingml/2006/wordprocessingDrawing" xmlns:w10="urn:schemas-microsoft-com:office:word" xmlns:w="http://schemas.openxmlformats.org/wordprocessingml/2006/main" xmlns:w14="http://schemas.microsoft.com/office/word/2010/wordml" xmlns:w15="http://schemas.microsoft.com/office/word/2012/wordml" xmlns:w16cex="http://schemas.microsoft.com/office/word/2018/wordml/cex" xmlns:w16cid="http://schemas.microsoft.com/office/word/2016/wordml/cid" xmlns:w16="http://schemas.microsoft.com/office/word/2018/wordml" xmlns:w16du="http://schemas.microsoft.com/office/word/2023/wordml/word16du" xmlns:w16sdtdh="http://schemas.microsoft.com/office/word/2020/wordml/sdtdatahash" xmlns:w16sdtfl="http://schemas.microsoft.com/office/word/2024/wordml/sdtformatlock" xmlns:w16se="http://schemas.microsoft.com/office/word/2015/wordml/symex" xmlns:wpg="http://schemas.microsoft.com/office/word/2010/wordprocessingGroup" xmlns:wpi="http://schemas.microsoft.com/office/word/2010/wordprocessingInk" xmlns:wne="http://schemas.microsoft.com/office/word/2006/wordml" xmlns:wps="http://schemas.microsoft.com/office/word/2010/wordprocessingShape" mc:Ignorable="w14 w15 w16se w16cid w16 w16cex w16sdtdh w16sdtfl w16du wp14">
   <w:body>
     <w:p>
-      <w:r>
-        <w:rPr>
-          <w:b/>
-        </w:rPr>
-        <w:t xml:space="preserve">BÀI TẬP NGÀY 81</w:t>
-      </w:r>
-    </w:p>
-    <w:p>
-      <w:r>
-        <w:t xml:space="preserve">TỪ VỰNG: GIÁO DỤC, NGHỀ NGHIỆP VÀ ĐỜI SỐNG XÃ HỘI</w:t>
-      </w:r>
-    </w:p>
-    <w:p>
-      <w:r>
-        <w:t xml:space="preserve">10 phần – 100 điểm | Thời gian gợi ý: 70–85 phút</w:t>
-      </w:r>
-    </w:p>
-    <w:p>
-      <w:r>
-        <w:t xml:space="preserve">Họ và tên: __________________________                         Điểm: ________/100</w:t>
-      </w:r>
-    </w:p>
-    <w:p>
-      <w:r>
-        <w:rPr>
-          <w:b/>
-        </w:rPr>
-        <w:t xml:space="preserve">PHẦN 1. GIÁO DỤC – CHỌN TỪ ĐÚNG (10 điểm)</w:t>
-      </w:r>
-    </w:p>
-    <w:p>
-      <w:r>
-        <w:t xml:space="preserve">1. The official subjects taught by a school form its ___. A curriculum B career C salary D charity</w:t>
-      </w:r>
-    </w:p>
-    <w:p>
-      <w:r>
-        <w:t xml:space="preserve">2. A task given by a teacher is an ___. A assignment B employment C applicant D occupation</w:t>
-      </w:r>
-    </w:p>
-    <w:p>
-      <w:r>
-        <w:t xml:space="preserve">3. She received a ___ to study without paying tuition. A scholarship B deadline C wage D campaign</w:t>
-      </w:r>
-    </w:p>
-    <w:p>
-      <w:r>
-        <w:t xml:space="preserve">4. Students must meet the entry ___. A requirements B employments C residents D charities</w:t>
-      </w:r>
-    </w:p>
-    <w:p>
-      <w:r>
-        <w:t xml:space="preserve">5. The teacher provided detailed ___. A feedback B salary C vacancy D inequality</w:t>
-      </w:r>
-    </w:p>
-    <w:p>
-      <w:r>
-        <w:t xml:space="preserve">6. Practical job preparation is called ___. A training B society C occupation D reference</w:t>
-      </w:r>
-    </w:p>
-    <w:p>
-      <w:r>
-        <w:t xml:space="preserve">7. Students develop ___ thinking by evaluating evidence. A critical B temporary C unemployed D socialized</w:t>
-      </w:r>
-    </w:p>
-    <w:p>
-      <w:r>
-        <w:t xml:space="preserve">8. He will ___ an exam next week. A take B make C do up D attend in</w:t>
-      </w:r>
-    </w:p>
-    <w:p>
-      <w:r>
-        <w:t xml:space="preserve">9. Lan plans to ___ in an online course. A enroll B apply for it to C participate it D join into</w:t>
-      </w:r>
-    </w:p>
-    <w:p>
-      <w:r>
-        <w:t xml:space="preserve">10. Lifelong ___ continues beyond school. A learning B teaching someone C examination D wage</w:t>
-      </w:r>
-    </w:p>
-    <w:p>
-      <w:r>
-        <w:rPr>
-          <w:b/>
-        </w:rPr>
-        <w:t xml:space="preserve">PHẦN 2. JOB / WORK / CAREER VÀ TUYỂN DỤNG (10 điểm)</w:t>
-      </w:r>
-    </w:p>
-    <w:p>
-      <w:r>
-        <w:t xml:space="preserve">1. She is looking for a part-time ___.</w:t>
-      </w:r>
-    </w:p>
-    <w:p>
-      <w:r>
-        <w:t xml:space="preserve">2. I have too much ___ today.</w:t>
-      </w:r>
-    </w:p>
-    <w:p>
-      <w:r>
-        <w:t xml:space="preserve">3. Medicine can be a rewarding ___.</w:t>
-      </w:r>
-    </w:p>
-    <w:p>
-      <w:r>
-        <w:t xml:space="preserve">4. The company advertised a job ___.</w:t>
-      </w:r>
-    </w:p>
-    <w:p>
-      <w:r>
-        <w:t xml:space="preserve">5. Every ___ must submit a CV.</w:t>
-      </w:r>
-    </w:p>
-    <w:p>
-      <w:r>
-        <w:t xml:space="preserve">6. The company plans to ___ ten new employees.</w:t>
-      </w:r>
-    </w:p>
-    <w:p>
-      <w:r>
-        <w:t xml:space="preserve">7. He has the required skills and ___.</w:t>
-      </w:r>
-    </w:p>
-    <w:p>
-      <w:r>
-        <w:t xml:space="preserve">8. Lan will attend a job ___.</w:t>
-      </w:r>
-    </w:p>
-    <w:p>
-      <w:r>
-        <w:t xml:space="preserve">9. New workers complete a three-month ___ period.</w:t>
-      </w:r>
-    </w:p>
-    <w:p>
-      <w:r>
-        <w:t xml:space="preserve">10. Flexible hours improve work-life ___.</w:t>
-      </w:r>
-    </w:p>
-    <w:p>
-      <w:r>
-        <w:rPr>
-          <w:b/>
-        </w:rPr>
-        <w:t xml:space="preserve">PHẦN 3. COLLOCATIONS (10 điểm)</w:t>
-      </w:r>
-    </w:p>
-    <w:p>
-      <w:r>
-        <w:t xml:space="preserve">1. ___ knowledge A gain B catch C pay D draw</w:t>
-      </w:r>
-    </w:p>
-    <w:p>
-      <w:r>
-        <w:t xml:space="preserve">2. ___ a deadline A meet B take C earn D receive</w:t>
-      </w:r>
-    </w:p>
-    <w:p>
-      <w:r>
-        <w:t xml:space="preserve">3. ___ experience A gain B make an C do D catch</w:t>
-      </w:r>
-    </w:p>
-    <w:p>
-      <w:r>
-        <w:t xml:space="preserve">4. ___ responsibility A take B meet C raise D pass</w:t>
-      </w:r>
-    </w:p>
-    <w:p>
-      <w:r>
-        <w:t xml:space="preserve">5. ___ for a job A apply B enroll C attend D participate</w:t>
-      </w:r>
-    </w:p>
-    <w:p>
-      <w:r>
-        <w:t xml:space="preserve">6. ___ a salary A earn B win C gain D achieve</w:t>
-      </w:r>
-    </w:p>
-    <w:p>
-      <w:r>
-        <w:t xml:space="preserve">7. ___ a promotion A receive B make C pass D conduct</w:t>
-      </w:r>
-    </w:p>
-    <w:p>
-      <w:r>
-        <w:t xml:space="preserve">8. ___ awareness A raise B rise C grow it D lift up it</w:t>
-      </w:r>
-    </w:p>
-    <w:p>
-      <w:r>
-        <w:t xml:space="preserve">9. ___ funds for charity A raise B rise C take D catch</w:t>
-      </w:r>
-    </w:p>
-    <w:p>
-      <w:r>
-        <w:t xml:space="preserve">10. ___ in community activities A participate B attend to C join in to D apply</w:t>
-      </w:r>
-    </w:p>
-    <w:p>
-      <w:r>
-        <w:rPr>
-          <w:b/>
-        </w:rPr>
-        <w:t xml:space="preserve">PHẦN 4. TỪ DỄ NHẦM (10 điểm)</w:t>
-      </w:r>
-    </w:p>
-    <w:p>
-      <w:r>
-        <w:t xml:space="preserve">1. I want to learn / teach how to code.</w:t>
-      </w:r>
-    </w:p>
-    <w:p>
-      <w:r>
-        <w:t xml:space="preserve">2. She studies / learns English at university.</w:t>
-      </w:r>
-    </w:p>
-    <w:p>
-      <w:r>
-        <w:t xml:space="preserve">3. Two hundred people attended / participated the event.</w:t>
-      </w:r>
-    </w:p>
-    <w:p>
-      <w:r>
-        <w:t xml:space="preserve">4. Students participated in / attended in the workshop.</w:t>
-      </w:r>
-    </w:p>
-    <w:p>
-      <w:r>
-        <w:t xml:space="preserve">5. He applied for / applied to a job at the bank.</w:t>
-      </w:r>
-    </w:p>
-    <w:p>
-      <w:r>
-        <w:t xml:space="preserve">6. She applied for / applied to Hanoi University.</w:t>
-      </w:r>
-    </w:p>
-    <w:p>
-      <w:r>
-        <w:t xml:space="preserve">7. The company is the employer / employee.</w:t>
-      </w:r>
-    </w:p>
-    <w:p>
-      <w:r>
-        <w:t xml:space="preserve">8. Nam works for the company, so he is an employer / employee.</w:t>
-      </w:r>
-    </w:p>
-    <w:p>
-      <w:r>
-        <w:t xml:space="preserve">9. This car is economic / economical to run.</w:t>
-      </w:r>
-    </w:p>
-    <w:p>
-      <w:r>
-        <w:t xml:space="preserve">10. She is friendly and social / sociable.</w:t>
-      </w:r>
-    </w:p>
-    <w:p>
-      <w:r>
-        <w:rPr>
-          <w:b/>
-        </w:rPr>
-        <w:t xml:space="preserve">PHẦN 5. WORD FORMATION (10 điểm)</w:t>
-      </w:r>
-    </w:p>
-    <w:p>
-      <w:r>
-        <w:t xml:space="preserve">1. Good ___ improves opportunities. (EDUCATE)</w:t>
-      </w:r>
-    </w:p>
-    <w:p>
-      <w:r>
-        <w:t xml:space="preserve">2. Every ___ must sign the form. (APPLY)</w:t>
-      </w:r>
-    </w:p>
-    <w:p>
-      <w:r>
-        <w:t xml:space="preserve">3. Lan is highly ___ for the role. (QUALIFY)</w:t>
-      </w:r>
-    </w:p>
-    <w:p>
-      <w:r>
-        <w:t xml:space="preserve">4. Youth ___ is a serious issue. (EMPLOY)</w:t>
-      </w:r>
-    </w:p>
-    <w:p>
-      <w:r>
-        <w:t xml:space="preserve">5. Student ___ increased this year. (PARTICIPATE)</w:t>
-      </w:r>
-    </w:p>
-    <w:p>
-      <w:r>
-        <w:t xml:space="preserve">6. He works as a community ___. (VOLUNTARY)</w:t>
-      </w:r>
-    </w:p>
-    <w:p>
-      <w:r>
-        <w:t xml:space="preserve">7. Staff must behave ___. (RESPONSIBLE)</w:t>
-      </w:r>
-    </w:p>
-    <w:p>
-      <w:r>
-        <w:t xml:space="preserve">8. The course develops ___ skills. (PROFESSION)</w:t>
-      </w:r>
-    </w:p>
-    <w:p>
-      <w:r>
-        <w:t xml:space="preserve">9. The organization provides ___ support. (EDUCATION)</w:t>
-      </w:r>
-    </w:p>
-    <w:p>
-      <w:r>
-        <w:t xml:space="preserve">10. She completed the task ___. (EFFICIENT)</w:t>
-      </w:r>
-    </w:p>
-    <w:p>
-      <w:r>
-        <w:rPr>
-          <w:b/>
-        </w:rPr>
-        <w:t xml:space="preserve">PHẦN 6. CHỌN TỪ THEO NGỮ CẢNH (10 điểm)</w:t>
-      </w:r>
-    </w:p>
-    <w:p>
-      <w:r>
-        <w:t xml:space="preserve">1. A person who can be trusted is ___. A reliable B temporary C unemployed D academic</w:t>
-      </w:r>
-    </w:p>
-    <w:p>
-      <w:r>
-        <w:t xml:space="preserve">2. A worker who adjusts easily is ___. A adaptable B disadvantaged C compulsory D historic</w:t>
-      </w:r>
-    </w:p>
-    <w:p>
-      <w:r>
-        <w:t xml:space="preserve">3. A person who works without constant encouragement is ___. A self-motivated B unemployed C narrow D social issue</w:t>
-      </w:r>
-    </w:p>
-    <w:p>
-      <w:r>
-        <w:t xml:space="preserve">4. Work done for no payment is ___. A voluntary B permanent C qualified D economic</w:t>
-      </w:r>
-    </w:p>
-    <w:p>
-      <w:r>
-        <w:t xml:space="preserve">5. Unequal access to opportunities is ___. A inequality B literacy C curriculum D feedback</w:t>
-      </w:r>
-    </w:p>
-    <w:p>
-      <w:r>
-        <w:t xml:space="preserve">6. The ability to use digital information is digital ___. A literacy B salary C occupation D charity</w:t>
-      </w:r>
-    </w:p>
-    <w:p>
-      <w:r>
-        <w:t xml:space="preserve">7. Experience gained by doing real tasks is ___ experience. A hands-on B heavy C high D academic only</w:t>
-      </w:r>
-    </w:p>
-    <w:p>
-      <w:r>
-        <w:t xml:space="preserve">8. A person living in an area is a ___. A resident B lecturer C applicant D employer</w:t>
-      </w:r>
-    </w:p>
-    <w:p>
-      <w:r>
-        <w:t xml:space="preserve">9. A group helping people in need is a ___. A charity B curriculum C deadline D vacancy</w:t>
-      </w:r>
-    </w:p>
-    <w:p>
-      <w:r>
-        <w:t xml:space="preserve">10. Satisfaction with employment is job ___. A satisfaction B feedback C access D awareness</w:t>
-      </w:r>
-    </w:p>
-    <w:p>
-      <w:r>
-        <w:rPr>
-          <w:b/>
-        </w:rPr>
-        <w:t xml:space="preserve">PHẦN 7. SỬA LỖI SAI (10 điểm)</w:t>
-      </w:r>
-    </w:p>
-    <w:p>
-      <w:r>
-        <w:t xml:space="preserve">1. Lan made an exam yesterday.</w:t>
-      </w:r>
-    </w:p>
-    <w:p>
-      <w:r>
-        <w:t xml:space="preserve">2. We participated the campaign.</w:t>
-      </w:r>
-    </w:p>
-    <w:p>
-      <w:r>
-        <w:t xml:space="preserve">3. He applied a job at the hospital.</w:t>
-      </w:r>
-    </w:p>
-    <w:p>
-      <w:r>
-        <w:t xml:space="preserve">4. She gained many useful experiences at work.</w:t>
-      </w:r>
-    </w:p>
-    <w:p>
-      <w:r>
-        <w:t xml:space="preserve">5. Every apply must provide ID.</w:t>
-      </w:r>
-    </w:p>
-    <w:p>
-      <w:r>
-        <w:t xml:space="preserve">6. The company employed three new employers.</w:t>
-      </w:r>
-    </w:p>
-    <w:p>
-      <w:r>
-        <w:t xml:space="preserve">7. Students received several useful advices.</w:t>
-      </w:r>
-    </w:p>
-    <w:p>
-      <w:r>
-        <w:t xml:space="preserve">8. He enrolled to a training course.</w:t>
-      </w:r>
-    </w:p>
-    <w:p>
-      <w:r>
-        <w:t xml:space="preserve">9. The charity rose money for children.</w:t>
-      </w:r>
-    </w:p>
-    <w:p>
-      <w:r>
-        <w:t xml:space="preserve">10. This position requires strong teamworks.</w:t>
-      </w:r>
-    </w:p>
-    <w:p>
-      <w:r>
-        <w:rPr>
-          <w:b/>
-        </w:rPr>
-        <w:t xml:space="preserve">PHẦN 8. HOÀN THÀNH THÔNG BÁO (10 điểm)</w:t>
-      </w:r>
-    </w:p>
-    <w:p>
-      <w:r>
-        <w:t xml:space="preserve">GREEN SCHOOL CAREER WORKSHOP</w:t>
-      </w:r>
-    </w:p>
-    <w:p>
-      <w:r>
-        <w:t xml:space="preserve">Are you preparing to (1) ___ for your first job? Our free workshop helps senior students develop (2) ___ skills and gain practical (3) ___. Qualified career advisers will review your CV and provide personal (4) ___. Participants will practice answering interview questions, meeting professional (5) ___ and presenting their qualifications confidently. The workshop also introduces current job (6) ___ and explains the difference between temporary and (7) ___ employment. Every (8) ___ will receive a certificate. Places are limited, so enroll (9) ___. This is a valuable (10) ___ to prepare for your future career.</w:t>
-      </w:r>
-    </w:p>
-    <w:p>
-      <w:r>
-        <w:rPr>
-          <w:b/>
-        </w:rPr>
-        <w:t xml:space="preserve">PHẦN 9. ĐỌC HIỂU (10 điểm)</w:t>
-      </w:r>
-    </w:p>
-    <w:p>
-      <w:r>
-        <w:t xml:space="preserve">A vocational school has partnered with local businesses to prepare students for employment. The program combines classroom learning with hands-on experience. Students attend technical courses and complete short placements at participating companies. Employers provide feedback, while tutors help learners develop communication, teamwork and problem-solving skills. The program particularly supports disadvantaged students who may have limited access to career guidance. Since it began, graduate employment has increased, and several participants have received permanent positions. The school now plans to expand the program and offer more training opportunities.</w:t>
-      </w:r>
-    </w:p>
-    <w:p>
-      <w:r>
-        <w:t xml:space="preserve">1. Who has the school partnered with? 2. What two forms of learning does the program combine? 3. Who provides feedback? 4. Which students receive particular support? 5. What has increased?</w:t>
-      </w:r>
-    </w:p>
-    <w:p>
-      <w:r>
-        <w:t xml:space="preserve">6. What does placements mean in this context? 7. What does participating modify? 8. Give a synonym for permanent. 9. Give the noun form of employ. 10. What is the main purpose of the passage?</w:t>
-      </w:r>
-    </w:p>
-    <w:p>
-      <w:r>
-        <w:rPr>
-          <w:b/>
-        </w:rPr>
-        <w:t xml:space="preserve">PHẦN 10. VIẾT (10 điểm)</w:t>
-      </w:r>
-    </w:p>
-    <w:p>
-      <w:r>
-        <w:t xml:space="preserve">Viết đoạn văn 100–120 từ giới thiệu một khóa học, chương trình nghề nghiệp hoặc hoạt động cộng đồng. Dùng ít nhất 12 từ/collocations thuộc bài học.</w:t>
-      </w:r>
-    </w:p>
-    <w:p>
-      <w:r>
-        <w:rPr>
-          <w:b/>
-        </w:rPr>
-        <w:t xml:space="preserve">ĐÁP ÁN – BÀI TẬP NGÀY 81</w:t>
-      </w:r>
-    </w:p>
-    <w:p>
-      <w:r>
-        <w:rPr>
-          <w:b/>
-        </w:rPr>
-        <w:t xml:space="preserve">PHẦN 1: 1A; 2A; 3A; 4A; 5A; 6A; 7A; 8A; 9A; 10A.</w:t>
-      </w:r>
-    </w:p>
-    <w:p>
-      <w:r>
-        <w:rPr>
-          <w:b/>
-        </w:rPr>
-        <w:t xml:space="preserve">PHẦN 2: 1 job; 2 work; 3 career; 4 vacancy/opening; 5 applicant; 6 hire/recruit; 7 qualifications; 8 interview; 9 probation; 10 balance.</w:t>
-      </w:r>
-    </w:p>
-    <w:p>
-      <w:r>
-        <w:rPr>
-          <w:b/>
-        </w:rPr>
-        <w:t xml:space="preserve">PHẦN 3: 1A; 2A; 3A; 4A; 5A; 6A; 7A; 8A; 9A; 10A.</w:t>
-      </w:r>
-    </w:p>
-    <w:p>
-      <w:r>
-        <w:rPr>
-          <w:b/>
-        </w:rPr>
-        <w:t xml:space="preserve">PHẦN 4: 1 learn; 2 studies; 3 attended; 4 participated in; 5 applied for; 6 applied to; 7 employer; 8 employee; 9 economical; 10 sociable.</w:t>
-      </w:r>
-    </w:p>
-    <w:p>
-      <w:r>
-        <w:rPr>
-          <w:b/>
-        </w:rPr>
-        <w:t xml:space="preserve">PHẦN 5: 1 education; 2 applicant; 3 qualified; 4 unemployment; 5 participation; 6 volunteer; 7 responsibly; 8 professional; 9 educational; 10 efficiently.</w:t>
-      </w:r>
-    </w:p>
-    <w:p>
-      <w:r>
-        <w:rPr>
-          <w:b/>
-        </w:rPr>
-        <w:t xml:space="preserve">PHẦN 6: 1A; 2A; 3A; 4A; 5A; 6A; 7A; 8A; 9A; 10A.</w:t>
-      </w:r>
-    </w:p>
-    <w:p>
-      <w:r>
-        <w:rPr>
-          <w:b/>
-        </w:rPr>
-        <w:t xml:space="preserve">PHẦN 7: 1 took an exam; 2 participated in; 3 applied for; 4 gained useful experience; 5 applicant; 6 employees; 7 useful advice; 8 enrolled in; 9 raised money; 10 strong teamwork skills.</w:t>
-      </w:r>
-    </w:p>
-    <w:p>
-      <w:r>
-        <w:rPr>
-          <w:b/>
-        </w:rPr>
-        <w:t xml:space="preserve">PHẦN 8: 1 apply; 2 professional; 3 experience; 4 feedback; 5 expectations; 6 vacancies/openings; 7 permanent; 8 participant; 9 early/today; 10 opportunity.</w:t>
-      </w:r>
-    </w:p>
-    <w:p>
-      <w:r>
-        <w:rPr>
-          <w:b/>
-        </w:rPr>
-        <w:t xml:space="preserve">PHẦN 9: 1 Local businesses. 2 Classroom learning and hands-on experience. 3 Employers. 4 Disadvantaged students. 5 Graduate employment. 6 Short periods of workplace experience. 7 Companies. 8 Long-term. 9 Employment. 10 To describe a vocational program and its benefits.</w:t>
-      </w:r>
-    </w:p>
-    <w:p>
-      <w:r>
-        <w:rPr>
-          <w:b/>
-        </w:rPr>
-        <w:t xml:space="preserve">BÀI VIẾT MẪU (112 từ): Our school offers a free career preparation program for senior students. Qualified advisers help every participant identify suitable occupations and develop professional skills. Students attend practical workshops, prepare a clear CV and practice answering interview questions confidently. Local employers provide feedback and explain current job vacancies, entry requirements and workplace expectations. The program also gives disadvantaged learners equal access to career guidance. Participants can complete short work placements to gain hands-on experience and improve teamwork, communication and problem-solving skills. Several graduates have already received permanent employment after joining the course. This valuable opportunity helps young applicants become more self-motivated, adaptable and responsible as they begin planning their future careers.</w:t>
-      </w:r>
+      <w:pPr>
+        <w:rPr>
+          <w:color w:val="000000"/>
+        </w:rPr>
+      </w:pPr>
+      <w:r>
+        <w:rPr>
+          <w:b/>
+          <w:color w:val="000000"/>
+        </w:rPr>
+        <w:t>BÀI TẬP NGÀY 81</w:t>
+      </w:r>
+    </w:p>
+    <w:p>
+      <w:pPr>
+        <w:rPr>
+          <w:color w:val="000000"/>
+        </w:rPr>
+      </w:pPr>
+      <w:r>
+        <w:rPr>
+          <w:color w:val="000000"/>
+        </w:rPr>
+        <w:t>TỪ VỰNG: GIÁO DỤC, NGHỀ NGHIỆP VÀ ĐỜI SỐNG XÃ HỘI</w:t>
+      </w:r>
+    </w:p>
+    <w:p>
+      <w:pPr>
+        <w:rPr>
+          <w:color w:val="000000"/>
+        </w:rPr>
+      </w:pPr>
+      <w:r>
+        <w:rPr>
+          <w:color w:val="000000"/>
+        </w:rPr>
+        <w:t>10 phần – 100 điểm | Thời gian gợi ý: 70–85 phút</w:t>
+      </w:r>
+    </w:p>
+    <w:p>
+      <w:pPr>
+        <w:rPr>
+          <w:color w:val="000000"/>
+        </w:rPr>
+      </w:pPr>
+      <w:r>
+        <w:rPr>
+          <w:color w:val="000000"/>
+        </w:rPr>
+        <w:t>Họ và tên: __________________________                         Điểm: ________/100</w:t>
+      </w:r>
+    </w:p>
+    <w:p>
+      <w:pPr>
+        <w:keepNext/>
+        <w:spacing w:before="60" w:after="80"/>
+        <w:rPr>
+          <w:b/>
+          <w:color w:val="000000"/>
+        </w:rPr>
+      </w:pPr>
+      <w:r>
+        <w:rPr>
+          <w:b/>
+          <w:color w:val="000000"/>
+        </w:rPr>
+        <w:t>PHẦN 1. GIÁO DỤC – CHỌN TỪ ĐÚNG (10 điểm)</w:t>
+      </w:r>
+    </w:p>
+    <w:p>
+      <w:pPr>
+        <w:spacing w:before="80" w:after="120"/>
+        <w:rPr>
+          <w:color w:val="000000"/>
+        </w:rPr>
+      </w:pPr>
+      <w:r>
+        <w:rPr>
+          <w:color w:val="000000"/>
+        </w:rPr>
+        <w:t>1. The official subjects taught by a school form its ___. A curriculum B career C salary D charity</w:t>
+      </w:r>
+    </w:p>
+    <w:p>
+      <w:pPr>
+        <w:spacing w:before="120" w:after="120"/>
+        <w:rPr>
+          <w:color w:val="000000"/>
+        </w:rPr>
+      </w:pPr>
+      <w:r>
+        <w:rPr>
+          <w:color w:val="000000"/>
+        </w:rPr>
+        <w:t>2. A task given by a teacher is an ___. A assignment B employment C applicant D occupation</w:t>
+      </w:r>
+    </w:p>
+    <w:p>
+      <w:pPr>
+        <w:spacing w:before="120" w:after="120"/>
+        <w:rPr>
+          <w:color w:val="000000"/>
+        </w:rPr>
+      </w:pPr>
+      <w:r>
+        <w:rPr>
+          <w:color w:val="000000"/>
+        </w:rPr>
+        <w:t>3. She received a ___ to study without paying tuition. A scholarship B deadline C wage D campaign</w:t>
+      </w:r>
+    </w:p>
+    <w:p>
+      <w:pPr>
+        <w:spacing w:before="120" w:after="120"/>
+        <w:rPr>
+          <w:color w:val="000000"/>
+        </w:rPr>
+      </w:pPr>
+      <w:r>
+        <w:rPr>
+          <w:color w:val="000000"/>
+        </w:rPr>
+        <w:t>4. Students must meet the entry ___. A requirements B employments C residents D charities</w:t>
+      </w:r>
+    </w:p>
+    <w:p>
+      <w:pPr>
+        <w:spacing w:before="120" w:after="120"/>
+        <w:rPr>
+          <w:color w:val="000000"/>
+        </w:rPr>
+      </w:pPr>
+      <w:r>
+        <w:rPr>
+          <w:color w:val="000000"/>
+        </w:rPr>
+        <w:t>5. The teacher provided detailed ___. A feedback B salary C vacancy D inequality</w:t>
+      </w:r>
+    </w:p>
+    <w:p>
+      <w:pPr>
+        <w:spacing w:before="120" w:after="120"/>
+        <w:rPr>
+          <w:color w:val="000000"/>
+        </w:rPr>
+      </w:pPr>
+      <w:r>
+        <w:rPr>
+          <w:color w:val="000000"/>
+        </w:rPr>
+        <w:t>6. Practical job preparation is called ___. A training B society C occupation D reference</w:t>
+      </w:r>
+    </w:p>
+    <w:p>
+      <w:pPr>
+        <w:spacing w:before="120" w:after="120"/>
+        <w:rPr>
+          <w:color w:val="000000"/>
+        </w:rPr>
+      </w:pPr>
+      <w:r>
+        <w:rPr>
+          <w:color w:val="000000"/>
+        </w:rPr>
+        <w:t>7. Students develop ___ thinking by evaluating evidence. A critical B temporary C unemployed D socialized</w:t>
+      </w:r>
+    </w:p>
+    <w:p>
+      <w:pPr>
+        <w:spacing w:before="120" w:after="120"/>
+        <w:rPr>
+          <w:color w:val="000000"/>
+        </w:rPr>
+      </w:pPr>
+      <w:r>
+        <w:rPr>
+          <w:color w:val="000000"/>
+        </w:rPr>
+        <w:t>8. He will ___ an exam next week. A take B make C do up D attend in</w:t>
+      </w:r>
+    </w:p>
+    <w:p>
+      <w:pPr>
+        <w:spacing w:before="120" w:after="120"/>
+        <w:rPr>
+          <w:color w:val="000000"/>
+        </w:rPr>
+      </w:pPr>
+      <w:r>
+        <w:rPr>
+          <w:color w:val="000000"/>
+        </w:rPr>
+        <w:t>9. Lan plans to ___ in an online course. A enroll B apply for it to C participate it D join into</w:t>
+      </w:r>
+    </w:p>
+    <w:p>
+      <w:pPr>
+        <w:spacing w:before="120" w:after="120"/>
+        <w:rPr>
+          <w:color w:val="000000"/>
+        </w:rPr>
+      </w:pPr>
+      <w:r>
+        <w:rPr>
+          <w:color w:val="000000"/>
+        </w:rPr>
+        <w:t>10. Lifelong ___ continues beyond school. A learning B teaching someone C examination D wage</w:t>
+      </w:r>
+    </w:p>
+    <w:p>
+      <w:pPr>
+        <w:keepNext/>
+        <w:spacing w:before="240" w:after="80"/>
+        <w:rPr>
+          <w:b/>
+          <w:color w:val="000000"/>
+        </w:rPr>
+      </w:pPr>
+      <w:r>
+        <w:rPr>
+          <w:b/>
+          <w:color w:val="000000"/>
+        </w:rPr>
+        <w:t>PHẦN 2. JOB / WORK / CAREER VÀ TUYỂN DỤNG (10 điểm)</w:t>
+      </w:r>
+    </w:p>
+    <w:p>
+      <w:pPr>
+        <w:spacing w:before="80" w:after="120"/>
+        <w:rPr>
+          <w:color w:val="000000"/>
+        </w:rPr>
+      </w:pPr>
+      <w:r>
+        <w:rPr>
+          <w:color w:val="000000"/>
+        </w:rPr>
+        <w:t>1. She is looking for a part-time ___.</w:t>
+      </w:r>
+    </w:p>
+    <w:p>
+      <w:pPr>
+        <w:spacing w:before="120" w:after="120"/>
+        <w:rPr>
+          <w:color w:val="000000"/>
+        </w:rPr>
+      </w:pPr>
+      <w:r>
+        <w:rPr>
+          <w:color w:val="000000"/>
+        </w:rPr>
+        <w:t>2. I have too much ___ today.</w:t>
+      </w:r>
+    </w:p>
+    <w:p>
+      <w:pPr>
+        <w:spacing w:before="120" w:after="120"/>
+        <w:rPr>
+          <w:color w:val="000000"/>
+        </w:rPr>
+      </w:pPr>
+      <w:r>
+        <w:rPr>
+          <w:color w:val="000000"/>
+        </w:rPr>
+        <w:t>3. Medicine can be a rewarding ___.</w:t>
+      </w:r>
+    </w:p>
+    <w:p>
+      <w:pPr>
+        <w:spacing w:before="120" w:after="120"/>
+        <w:rPr>
+          <w:color w:val="000000"/>
+        </w:rPr>
+      </w:pPr>
+      <w:r>
+        <w:rPr>
+          <w:color w:val="000000"/>
+        </w:rPr>
+        <w:t>4. The company advertised a job ___.</w:t>
+      </w:r>
+    </w:p>
+    <w:p>
+      <w:pPr>
+        <w:spacing w:before="120" w:after="120"/>
+        <w:rPr>
+          <w:color w:val="000000"/>
+        </w:rPr>
+      </w:pPr>
+      <w:r>
+        <w:rPr>
+          <w:color w:val="000000"/>
+        </w:rPr>
+        <w:t>5. Every ___ must submit a CV.</w:t>
+      </w:r>
+    </w:p>
+    <w:p>
+      <w:pPr>
+        <w:spacing w:before="120" w:after="120"/>
+        <w:rPr>
+          <w:color w:val="000000"/>
+        </w:rPr>
+      </w:pPr>
+      <w:r>
+        <w:rPr>
+          <w:color w:val="000000"/>
+        </w:rPr>
+        <w:t>6. The company plans to ___ ten new employees.</w:t>
+      </w:r>
+    </w:p>
+    <w:p>
+      <w:pPr>
+        <w:spacing w:before="120" w:after="120"/>
+        <w:rPr>
+          <w:color w:val="000000"/>
+        </w:rPr>
+      </w:pPr>
+      <w:r>
+        <w:rPr>
+          <w:color w:val="000000"/>
+        </w:rPr>
+        <w:t>7. He has the required skills and ___.</w:t>
+      </w:r>
+    </w:p>
+    <w:p>
+      <w:pPr>
+        <w:spacing w:before="120" w:after="120"/>
+        <w:rPr>
+          <w:color w:val="000000"/>
+        </w:rPr>
+      </w:pPr>
+      <w:r>
+        <w:rPr>
+          <w:color w:val="000000"/>
+        </w:rPr>
+        <w:t>8. Lan will attend a job ___.</w:t>
+      </w:r>
+    </w:p>
+    <w:p>
+      <w:pPr>
+        <w:spacing w:before="120" w:after="120"/>
+        <w:rPr>
+          <w:color w:val="000000"/>
+        </w:rPr>
+      </w:pPr>
+      <w:r>
+        <w:rPr>
+          <w:color w:val="000000"/>
+        </w:rPr>
+        <w:t>9. New workers complete a three-month ___ period.</w:t>
+      </w:r>
+    </w:p>
+    <w:p>
+      <w:pPr>
+        <w:spacing w:before="120" w:after="120"/>
+        <w:rPr>
+          <w:color w:val="000000"/>
+        </w:rPr>
+      </w:pPr>
+      <w:r>
+        <w:rPr>
+          <w:color w:val="000000"/>
+        </w:rPr>
+        <w:t>10. Flexible hours improve work-life ___.</w:t>
+      </w:r>
+    </w:p>
+    <w:p>
+      <w:pPr>
+        <w:keepNext/>
+        <w:spacing w:before="240" w:after="80"/>
+        <w:rPr>
+          <w:b/>
+          <w:color w:val="000000"/>
+        </w:rPr>
+      </w:pPr>
+      <w:r>
+        <w:rPr>
+          <w:b/>
+          <w:color w:val="000000"/>
+        </w:rPr>
+        <w:t>PHẦN 3. COLLOCATIONS (10 điểm)</w:t>
+      </w:r>
+    </w:p>
+    <w:p>
+      <w:pPr>
+        <w:spacing w:before="80" w:after="120"/>
+        <w:rPr>
+          <w:color w:val="000000"/>
+        </w:rPr>
+      </w:pPr>
+      <w:r>
+        <w:rPr>
+          <w:color w:val="000000"/>
+        </w:rPr>
+        <w:t>1. ___ knowledge A gain B catch C pay D draw</w:t>
+      </w:r>
+    </w:p>
+    <w:p>
+      <w:pPr>
+        <w:spacing w:before="120" w:after="120"/>
+        <w:rPr>
+          <w:color w:val="000000"/>
+        </w:rPr>
+      </w:pPr>
+      <w:r>
+        <w:rPr>
+          <w:color w:val="000000"/>
+        </w:rPr>
+        <w:t>2. ___ a deadline A meet B take C earn D receive</w:t>
+      </w:r>
+    </w:p>
+    <w:p>
+      <w:pPr>
+        <w:spacing w:before="120" w:after="120"/>
+        <w:rPr>
+          <w:color w:val="000000"/>
+        </w:rPr>
+      </w:pPr>
+      <w:r>
+        <w:rPr>
+          <w:color w:val="000000"/>
+        </w:rPr>
+        <w:lastRenderedPageBreak/>
+        <w:t>3. ___ experience A gain B make an C do D catch</w:t>
+      </w:r>
+    </w:p>
+    <w:p>
+      <w:pPr>
+        <w:spacing w:before="120" w:after="120"/>
+        <w:rPr>
+          <w:color w:val="000000"/>
+        </w:rPr>
+      </w:pPr>
+      <w:r>
+        <w:rPr>
+          <w:color w:val="000000"/>
+        </w:rPr>
+        <w:t>4. ___ responsibility A take B meet C raise D pass</w:t>
+      </w:r>
+    </w:p>
+    <w:p>
+      <w:pPr>
+        <w:spacing w:before="120" w:after="120"/>
+        <w:rPr>
+          <w:color w:val="000000"/>
+        </w:rPr>
+      </w:pPr>
+      <w:r>
+        <w:rPr>
+          <w:color w:val="000000"/>
+        </w:rPr>
+        <w:t>5. ___ for a job A apply B enroll C attend D participate</w:t>
+      </w:r>
+    </w:p>
+    <w:p>
+      <w:pPr>
+        <w:spacing w:before="120" w:after="120"/>
+        <w:rPr>
+          <w:color w:val="000000"/>
+        </w:rPr>
+      </w:pPr>
+      <w:r>
+        <w:rPr>
+          <w:color w:val="000000"/>
+        </w:rPr>
+        <w:t>6. ___ a salary A earn B win C gain D achieve</w:t>
+      </w:r>
+    </w:p>
+    <w:p>
+      <w:pPr>
+        <w:spacing w:before="120" w:after="120"/>
+        <w:rPr>
+          <w:color w:val="000000"/>
+        </w:rPr>
+      </w:pPr>
+      <w:r>
+        <w:rPr>
+          <w:color w:val="000000"/>
+        </w:rPr>
+        <w:t>7. ___ a promotion A receive B make C pass D conduct</w:t>
+      </w:r>
+    </w:p>
+    <w:p>
+      <w:pPr>
+        <w:spacing w:before="120" w:after="120"/>
+        <w:rPr>
+          <w:color w:val="000000"/>
+        </w:rPr>
+      </w:pPr>
+      <w:r>
+        <w:rPr>
+          <w:color w:val="000000"/>
+        </w:rPr>
+        <w:t>8. ___ awareness A raise B rise C grow it D lift up it</w:t>
+      </w:r>
+    </w:p>
+    <w:p>
+      <w:pPr>
+        <w:spacing w:before="120" w:after="120"/>
+        <w:rPr>
+          <w:color w:val="000000"/>
+        </w:rPr>
+      </w:pPr>
+      <w:r>
+        <w:rPr>
+          <w:color w:val="000000"/>
+        </w:rPr>
+        <w:t>9. ___ funds for charity A raise B rise C take D catch</w:t>
+      </w:r>
+    </w:p>
+    <w:p>
+      <w:pPr>
+        <w:spacing w:before="120" w:after="120"/>
+        <w:rPr>
+          <w:color w:val="000000"/>
+        </w:rPr>
+      </w:pPr>
+      <w:r>
+        <w:rPr>
+          <w:color w:val="000000"/>
+        </w:rPr>
+        <w:t>10. ___ in community activities A participate B attend to C join in to D apply</w:t>
+      </w:r>
+    </w:p>
+    <w:p>
+      <w:pPr>
+        <w:keepNext/>
+        <w:spacing w:before="240" w:after="80"/>
+        <w:rPr>
+          <w:b/>
+          <w:color w:val="000000"/>
+        </w:rPr>
+      </w:pPr>
+      <w:r>
+        <w:rPr>
+          <w:b/>
+          <w:color w:val="000000"/>
+        </w:rPr>
+        <w:t>PHẦN 4. TỪ DỄ NHẦM (10 điểm)</w:t>
+      </w:r>
+    </w:p>
+    <w:p>
+      <w:pPr>
+        <w:spacing w:before="80" w:after="120"/>
+        <w:rPr>
+          <w:color w:val="000000"/>
+        </w:rPr>
+      </w:pPr>
+      <w:r>
+        <w:rPr>
+          <w:color w:val="000000"/>
+        </w:rPr>
+        <w:t>1. I want to learn / teach how to code.</w:t>
+      </w:r>
+    </w:p>
+    <w:p>
+      <w:pPr>
+        <w:spacing w:before="120" w:after="120"/>
+        <w:rPr>
+          <w:color w:val="000000"/>
+        </w:rPr>
+      </w:pPr>
+      <w:r>
+        <w:rPr>
+          <w:color w:val="000000"/>
+        </w:rPr>
+        <w:t>2. She studies / learns English at university.</w:t>
+      </w:r>
+    </w:p>
+    <w:p>
+      <w:pPr>
+        <w:spacing w:before="120" w:after="120"/>
+        <w:rPr>
+          <w:color w:val="000000"/>
+        </w:rPr>
+      </w:pPr>
+      <w:r>
+        <w:rPr>
+          <w:color w:val="000000"/>
+        </w:rPr>
+        <w:t>3. Two hundred people attended / participated the event.</w:t>
+      </w:r>
+    </w:p>
+    <w:p>
+      <w:pPr>
+        <w:spacing w:before="120" w:after="120"/>
+        <w:rPr>
+          <w:color w:val="000000"/>
+        </w:rPr>
+      </w:pPr>
+      <w:r>
+        <w:rPr>
+          <w:color w:val="000000"/>
+        </w:rPr>
+        <w:t>4. Students participated in / attended in the workshop.</w:t>
+      </w:r>
+    </w:p>
+    <w:p>
+      <w:pPr>
+        <w:spacing w:before="120" w:after="120"/>
+        <w:rPr>
+          <w:color w:val="000000"/>
+        </w:rPr>
+      </w:pPr>
+      <w:r>
+        <w:rPr>
+          <w:color w:val="000000"/>
+        </w:rPr>
+        <w:t>5. He applied for / applied to a job at the bank.</w:t>
+      </w:r>
+    </w:p>
+    <w:p>
+      <w:pPr>
+        <w:spacing w:before="120" w:after="120"/>
+        <w:rPr>
+          <w:color w:val="000000"/>
+        </w:rPr>
+      </w:pPr>
+      <w:r>
+        <w:rPr>
+          <w:color w:val="000000"/>
+        </w:rPr>
+        <w:t>6. She applied for / applied to Hanoi University.</w:t>
+      </w:r>
+    </w:p>
+    <w:p>
+      <w:pPr>
+        <w:spacing w:before="120" w:after="120"/>
+        <w:rPr>
+          <w:color w:val="000000"/>
+        </w:rPr>
+      </w:pPr>
+      <w:r>
+        <w:rPr>
+          <w:color w:val="000000"/>
+        </w:rPr>
+        <w:t>7. The company is the employer / employee.</w:t>
+      </w:r>
+    </w:p>
+    <w:p>
+      <w:pPr>
+        <w:spacing w:before="120" w:after="120"/>
+        <w:rPr>
+          <w:color w:val="000000"/>
+        </w:rPr>
+      </w:pPr>
+      <w:r>
+        <w:rPr>
+          <w:color w:val="000000"/>
+        </w:rPr>
+        <w:t>8. Nam works for the company, so he is an employer / employee.</w:t>
+      </w:r>
+    </w:p>
+    <w:p>
+      <w:pPr>
+        <w:spacing w:before="120" w:after="120"/>
+        <w:rPr>
+          <w:color w:val="000000"/>
+        </w:rPr>
+      </w:pPr>
+      <w:r>
+        <w:rPr>
+          <w:color w:val="000000"/>
+        </w:rPr>
+        <w:t>9. This car is economic / economical to run.</w:t>
+      </w:r>
+    </w:p>
+    <w:p>
+      <w:pPr>
+        <w:spacing w:before="120" w:after="120"/>
+        <w:rPr>
+          <w:color w:val="000000"/>
+        </w:rPr>
+      </w:pPr>
+      <w:r>
+        <w:rPr>
+          <w:color w:val="000000"/>
+        </w:rPr>
+        <w:t>10. She is friendly and social / sociable.</w:t>
+      </w:r>
+    </w:p>
+    <w:p>
+      <w:pPr>
+        <w:keepNext/>
+        <w:spacing w:before="240" w:after="80"/>
+        <w:rPr>
+          <w:b/>
+          <w:color w:val="000000"/>
+        </w:rPr>
+      </w:pPr>
+      <w:r>
+        <w:rPr>
+          <w:b/>
+          <w:color w:val="000000"/>
+        </w:rPr>
+        <w:t>PHẦN 5. WORD FORMATION (10 điểm)</w:t>
+      </w:r>
+    </w:p>
+    <w:p>
+      <w:pPr>
+        <w:spacing w:before="80" w:after="120"/>
+        <w:rPr>
+          <w:color w:val="000000"/>
+        </w:rPr>
+      </w:pPr>
+      <w:r>
+        <w:rPr>
+          <w:color w:val="000000"/>
+        </w:rPr>
+        <w:t>1. Good ___ improves opportunities. (EDUCATE)</w:t>
+      </w:r>
+    </w:p>
+    <w:p>
+      <w:pPr>
+        <w:spacing w:before="120" w:after="120"/>
+        <w:rPr>
+          <w:color w:val="000000"/>
+        </w:rPr>
+      </w:pPr>
+      <w:r>
+        <w:rPr>
+          <w:color w:val="000000"/>
+        </w:rPr>
+        <w:t>2. Every ___ must sign the form. (APPLY)</w:t>
+      </w:r>
+    </w:p>
+    <w:p>
+      <w:pPr>
+        <w:spacing w:before="120" w:after="120"/>
+        <w:rPr>
+          <w:color w:val="000000"/>
+        </w:rPr>
+      </w:pPr>
+      <w:r>
+        <w:rPr>
+          <w:color w:val="000000"/>
+        </w:rPr>
+        <w:t>3. Lan is highly ___ for the role. (QUALIFY)</w:t>
+      </w:r>
+    </w:p>
+    <w:p>
+      <w:pPr>
+        <w:spacing w:before="120" w:after="120"/>
+        <w:rPr>
+          <w:color w:val="000000"/>
+        </w:rPr>
+      </w:pPr>
+      <w:r>
+        <w:rPr>
+          <w:color w:val="000000"/>
+        </w:rPr>
+        <w:t>4. Youth ___ is a serious issue. (EMPLOY)</w:t>
+      </w:r>
+    </w:p>
+    <w:p>
+      <w:pPr>
+        <w:spacing w:before="120" w:after="120"/>
+        <w:rPr>
+          <w:color w:val="000000"/>
+        </w:rPr>
+      </w:pPr>
+      <w:r>
+        <w:rPr>
+          <w:color w:val="000000"/>
+        </w:rPr>
+        <w:t>5. Student ___ increased this year. (PARTICIPATE)</w:t>
+      </w:r>
+    </w:p>
+    <w:p>
+      <w:pPr>
+        <w:spacing w:before="120" w:after="120"/>
+        <w:rPr>
+          <w:color w:val="000000"/>
+        </w:rPr>
+      </w:pPr>
+      <w:r>
+        <w:rPr>
+          <w:color w:val="000000"/>
+        </w:rPr>
+        <w:t>6. He works as a community ___. (VOLUNTARY)</w:t>
+      </w:r>
+    </w:p>
+    <w:p>
+      <w:pPr>
+        <w:spacing w:before="120" w:after="120"/>
+        <w:rPr>
+          <w:color w:val="000000"/>
+        </w:rPr>
+      </w:pPr>
+      <w:r>
+        <w:rPr>
+          <w:color w:val="000000"/>
+        </w:rPr>
+        <w:t>7. Staff must behave ___. (RESPONSIBLE)</w:t>
+      </w:r>
+    </w:p>
+    <w:p>
+      <w:pPr>
+        <w:spacing w:before="120" w:after="120"/>
+        <w:rPr>
+          <w:color w:val="000000"/>
+        </w:rPr>
+      </w:pPr>
+      <w:r>
+        <w:rPr>
+          <w:color w:val="000000"/>
+        </w:rPr>
+        <w:t>8. The course develops ___ skills. (PROFESSION)</w:t>
+      </w:r>
+    </w:p>
+    <w:p>
+      <w:pPr>
+        <w:spacing w:before="120" w:after="120"/>
+        <w:rPr>
+          <w:color w:val="000000"/>
+        </w:rPr>
+      </w:pPr>
+      <w:r>
+        <w:rPr>
+          <w:color w:val="000000"/>
+        </w:rPr>
+        <w:t>9. The organization provides ___ support. (EDUCATION)</w:t>
+      </w:r>
+    </w:p>
+    <w:p>
+      <w:pPr>
+        <w:spacing w:before="120" w:after="120"/>
+        <w:rPr>
+          <w:color w:val="000000"/>
+        </w:rPr>
+      </w:pPr>
+      <w:r>
+        <w:rPr>
+          <w:color w:val="000000"/>
+        </w:rPr>
+        <w:t>10. She completed the task ___. (EFFICIENT)</w:t>
+      </w:r>
+    </w:p>
+    <w:p>
+      <w:pPr>
+        <w:keepNext/>
+        <w:spacing w:before="240" w:after="80"/>
+        <w:rPr>
+          <w:b/>
+          <w:color w:val="000000"/>
+        </w:rPr>
+      </w:pPr>
+      <w:r>
+        <w:rPr>
+          <w:b/>
+          <w:color w:val="000000"/>
+        </w:rPr>
+        <w:t>PHẦN 6. CHỌN TỪ THEO NGỮ CẢNH (10 điểm)</w:t>
+      </w:r>
+    </w:p>
+    <w:p>
+      <w:pPr>
+        <w:spacing w:before="80" w:after="120"/>
+        <w:rPr>
+          <w:color w:val="000000"/>
+        </w:rPr>
+      </w:pPr>
+      <w:r>
+        <w:rPr>
+          <w:color w:val="000000"/>
+        </w:rPr>
+        <w:t>1. A person who can be trusted is ___. A reliable B temporary C unemployed D academic</w:t>
+      </w:r>
+    </w:p>
+    <w:p>
+      <w:pPr>
+        <w:spacing w:before="120" w:after="120"/>
+        <w:rPr>
+          <w:color w:val="000000"/>
+        </w:rPr>
+      </w:pPr>
+      <w:r>
+        <w:rPr>
+          <w:color w:val="000000"/>
+        </w:rPr>
+        <w:lastRenderedPageBreak/>
+        <w:t>2. A worker who adjusts easily is ___. A adaptable B disadvantaged C compulsory D historic</w:t>
+      </w:r>
+    </w:p>
+    <w:p>
+      <w:pPr>
+        <w:spacing w:before="120" w:after="120"/>
+        <w:rPr>
+          <w:color w:val="000000"/>
+        </w:rPr>
+      </w:pPr>
+      <w:r>
+        <w:rPr>
+          <w:color w:val="000000"/>
+        </w:rPr>
+        <w:t>3. A person who works without constant encouragement is ___. A self-motivated B unemployed C narrow D social issue</w:t>
+      </w:r>
+    </w:p>
+    <w:p>
+      <w:pPr>
+        <w:spacing w:before="120" w:after="120"/>
+        <w:rPr>
+          <w:color w:val="000000"/>
+        </w:rPr>
+      </w:pPr>
+      <w:r>
+        <w:rPr>
+          <w:color w:val="000000"/>
+        </w:rPr>
+        <w:t>4. Work done for no payment is ___. A voluntary B permanent C qualified D economic</w:t>
+      </w:r>
+    </w:p>
+    <w:p>
+      <w:pPr>
+        <w:spacing w:before="120" w:after="120"/>
+        <w:rPr>
+          <w:color w:val="000000"/>
+        </w:rPr>
+      </w:pPr>
+      <w:r>
+        <w:rPr>
+          <w:color w:val="000000"/>
+        </w:rPr>
+        <w:t>5. Unequal access to opportunities is ___. A inequality B literacy C curriculum D feedback</w:t>
+      </w:r>
+    </w:p>
+    <w:p>
+      <w:pPr>
+        <w:spacing w:before="120" w:after="120"/>
+        <w:rPr>
+          <w:color w:val="000000"/>
+        </w:rPr>
+      </w:pPr>
+      <w:r>
+        <w:rPr>
+          <w:color w:val="000000"/>
+        </w:rPr>
+        <w:t>6. The ability to use digital information is digital ___. A literacy B salary C occupation D charity</w:t>
+      </w:r>
+    </w:p>
+    <w:p>
+      <w:pPr>
+        <w:spacing w:before="120" w:after="120"/>
+        <w:rPr>
+          <w:color w:val="000000"/>
+        </w:rPr>
+      </w:pPr>
+      <w:r>
+        <w:rPr>
+          <w:color w:val="000000"/>
+        </w:rPr>
+        <w:t>7. Experience gained by doing real tasks is ___ experience. A hands-on B heavy C high D academic only</w:t>
+      </w:r>
+    </w:p>
+    <w:p>
+      <w:pPr>
+        <w:spacing w:before="120" w:after="120"/>
+        <w:rPr>
+          <w:color w:val="000000"/>
+        </w:rPr>
+      </w:pPr>
+      <w:r>
+        <w:rPr>
+          <w:color w:val="000000"/>
+        </w:rPr>
+        <w:t>8. A person living in an area is a ___. A resident B lecturer C applicant D employer</w:t>
+      </w:r>
+    </w:p>
+    <w:p>
+      <w:pPr>
+        <w:spacing w:before="120" w:after="120"/>
+        <w:rPr>
+          <w:color w:val="000000"/>
+        </w:rPr>
+      </w:pPr>
+      <w:r>
+        <w:rPr>
+          <w:color w:val="000000"/>
+        </w:rPr>
+        <w:t>9. A group helping people in need is a ___. A charity B curriculum C deadline D vacancy</w:t>
+      </w:r>
+    </w:p>
+    <w:p>
+      <w:pPr>
+        <w:spacing w:before="120" w:after="120"/>
+        <w:rPr>
+          <w:color w:val="000000"/>
+        </w:rPr>
+      </w:pPr>
+      <w:r>
+        <w:rPr>
+          <w:color w:val="000000"/>
+        </w:rPr>
+        <w:t>10. Satisfaction with employment is job ___. A satisfaction B feedback C access D awareness</w:t>
+      </w:r>
+    </w:p>
+    <w:p>
+      <w:pPr>
+        <w:keepNext/>
+        <w:spacing w:before="240" w:after="80"/>
+        <w:rPr>
+          <w:b/>
+          <w:color w:val="000000"/>
+        </w:rPr>
+      </w:pPr>
+      <w:r>
+        <w:rPr>
+          <w:b/>
+          <w:color w:val="000000"/>
+        </w:rPr>
+        <w:t>PHẦN 7. SỬA LỖI SAI (10 điểm)</w:t>
+      </w:r>
+    </w:p>
+    <w:p>
+      <w:pPr>
+        <w:spacing w:before="80" w:after="120"/>
+        <w:rPr>
+          <w:color w:val="000000"/>
+        </w:rPr>
+      </w:pPr>
+      <w:r>
+        <w:rPr>
+          <w:color w:val="000000"/>
+        </w:rPr>
+        <w:t>1. Lan made an exam yesterday.</w:t>
+      </w:r>
+    </w:p>
+    <w:p>
+      <w:pPr>
+        <w:spacing w:before="120" w:after="120"/>
+        <w:rPr>
+          <w:color w:val="000000"/>
+        </w:rPr>
+      </w:pPr>
+      <w:r>
+        <w:rPr>
+          <w:color w:val="000000"/>
+        </w:rPr>
+        <w:t>2. We participated the campaign.</w:t>
+      </w:r>
+    </w:p>
+    <w:p>
+      <w:pPr>
+        <w:spacing w:before="120" w:after="120"/>
+        <w:rPr>
+          <w:color w:val="000000"/>
+        </w:rPr>
+      </w:pPr>
+      <w:r>
+        <w:rPr>
+          <w:color w:val="000000"/>
+        </w:rPr>
+        <w:t>3. He applied a job at the hospital.</w:t>
+      </w:r>
+    </w:p>
+    <w:p>
+      <w:pPr>
+        <w:spacing w:before="120" w:after="120"/>
+        <w:rPr>
+          <w:color w:val="000000"/>
+        </w:rPr>
+      </w:pPr>
+      <w:r>
+        <w:rPr>
+          <w:color w:val="000000"/>
+        </w:rPr>
+        <w:t>4. She gained many useful experiences at work.</w:t>
+      </w:r>
+    </w:p>
+    <w:p>
+      <w:pPr>
+        <w:spacing w:before="120" w:after="120"/>
+        <w:rPr>
+          <w:color w:val="000000"/>
+        </w:rPr>
+      </w:pPr>
+      <w:r>
+        <w:rPr>
+          <w:color w:val="000000"/>
+        </w:rPr>
+        <w:t>5. Every apply must provide ID.</w:t>
+      </w:r>
+    </w:p>
+    <w:p>
+      <w:pPr>
+        <w:spacing w:before="120" w:after="120"/>
+        <w:rPr>
+          <w:color w:val="000000"/>
+        </w:rPr>
+      </w:pPr>
+      <w:r>
+        <w:rPr>
+          <w:color w:val="000000"/>
+        </w:rPr>
+        <w:t>6. The company employed three new employers.</w:t>
+      </w:r>
+    </w:p>
+    <w:p>
+      <w:pPr>
+        <w:spacing w:before="120" w:after="120"/>
+        <w:rPr>
+          <w:color w:val="000000"/>
+        </w:rPr>
+      </w:pPr>
+      <w:r>
+        <w:rPr>
+          <w:color w:val="000000"/>
+        </w:rPr>
+        <w:t>7. Students received several useful advices.</w:t>
+      </w:r>
+    </w:p>
+    <w:p>
+      <w:pPr>
+        <w:spacing w:before="120" w:after="120"/>
+        <w:rPr>
+          <w:color w:val="000000"/>
+        </w:rPr>
+      </w:pPr>
+      <w:r>
+        <w:rPr>
+          <w:color w:val="000000"/>
+        </w:rPr>
+        <w:t>8. He enrolled to a training course.</w:t>
+      </w:r>
+    </w:p>
+    <w:p>
+      <w:pPr>
+        <w:spacing w:before="120" w:after="120"/>
+        <w:rPr>
+          <w:color w:val="000000"/>
+        </w:rPr>
+      </w:pPr>
+      <w:r>
+        <w:rPr>
+          <w:color w:val="000000"/>
+        </w:rPr>
+        <w:t>9. The charity rose money for children.</w:t>
+      </w:r>
+    </w:p>
+    <w:p>
+      <w:pPr>
+        <w:spacing w:before="120" w:after="120"/>
+        <w:rPr>
+          <w:color w:val="000000"/>
+        </w:rPr>
+      </w:pPr>
+      <w:r>
+        <w:rPr>
+          <w:color w:val="000000"/>
+        </w:rPr>
+        <w:t>10. This position requires strong teamworks.</w:t>
+      </w:r>
+    </w:p>
+    <w:p>
+      <w:pPr>
+        <w:keepNext/>
+        <w:spacing w:before="240" w:after="80"/>
+        <w:rPr>
+          <w:b/>
+          <w:color w:val="000000"/>
+        </w:rPr>
+      </w:pPr>
+      <w:r>
+        <w:rPr>
+          <w:b/>
+          <w:color w:val="000000"/>
+        </w:rPr>
+        <w:t>PHẦN 8. HOÀN THÀNH THÔNG BÁO (10 điểm)</w:t>
+      </w:r>
+    </w:p>
+    <w:p>
+      <w:pPr>
+        <w:rPr>
+          <w:color w:val="000000"/>
+        </w:rPr>
+      </w:pPr>
+      <w:r>
+        <w:rPr>
+          <w:color w:val="000000"/>
+        </w:rPr>
+        <w:t>GREEN SCHOOL CAREER WORKSHOP</w:t>
+      </w:r>
+    </w:p>
+    <w:p>
+      <w:pPr>
+        <w:rPr>
+          <w:color w:val="000000"/>
+        </w:rPr>
+      </w:pPr>
+      <w:r>
+        <w:rPr>
+          <w:color w:val="000000"/>
+        </w:rPr>
+        <w:t>Are you preparing to (1) ___ for your first job? Our free workshop helps senior students develop (2) ___ skills and gain practical (3) ___. Qualified career advisers will review your CV and provide personal (4) ___. Participants will practice answering interview questions, meeting professional (5) ___ and presenting their qualifications confidently. The workshop also introduces current job (6) ___ and explains the difference between temporary and (7) ___ employment. Every (8) ___ will receive a certificate. Places are limited, so enroll (9) ___. This is a valuable (10) ___ to prepare for your future career.</w:t>
+      </w:r>
+    </w:p>
+    <w:p>
+      <w:pPr>
+        <w:keepNext/>
+        <w:spacing w:before="240" w:after="80"/>
+        <w:rPr>
+          <w:b/>
+          <w:color w:val="000000"/>
+        </w:rPr>
+      </w:pPr>
+      <w:r>
+        <w:rPr>
+          <w:b/>
+          <w:color w:val="000000"/>
+        </w:rPr>
+        <w:lastRenderedPageBreak/>
+        <w:t>PHẦN 9. ĐỌC HIỂU (10 điểm)</w:t>
+      </w:r>
+    </w:p>
+    <w:p>
+      <w:pPr>
+        <w:rPr>
+          <w:color w:val="000000"/>
+        </w:rPr>
+      </w:pPr>
+      <w:r>
+        <w:rPr>
+          <w:color w:val="000000"/>
+        </w:rPr>
+        <w:t>A vocational school has partnered with local businesses to prepare students for employment. The program combines classroom learning with hands-on experience. Students attend technical courses and complete short placements at participating companies. Employers provide feedback, while tutors help learners develop communication, teamwork and problem-solving skills. The program particularly supports disadvantaged students who may have limited access to career guidance. Since it began, graduate employment has increased, and several participants have received permanent positions. The school now plans to expand the program and offer more training opportunities.</w:t>
+      </w:r>
+    </w:p>
+    <w:p>
+      <w:pPr>
+        <w:spacing w:before="80" w:after="120"/>
+        <w:rPr>
+          <w:color w:val="000000"/>
+        </w:rPr>
+      </w:pPr>
+      <w:r>
+        <w:rPr>
+          <w:color w:val="000000"/>
+        </w:rPr>
+        <w:t>1. Who has the school partnered with? 2. What two forms of learning does the program combine? 3. Who provides feedback? 4. Which students receive particular support? 5. What has increased?</w:t>
+      </w:r>
+    </w:p>
+    <w:p>
+      <w:pPr>
+        <w:spacing w:before="120" w:after="120"/>
+        <w:rPr>
+          <w:color w:val="000000"/>
+        </w:rPr>
+      </w:pPr>
+      <w:r>
+        <w:rPr>
+          <w:color w:val="000000"/>
+        </w:rPr>
+        <w:t>6. What does placements mean in this context? 7. What does participating modify? 8. Give a synonym for permanent. 9. Give the noun form of employ. 10. What is the main purpose of the passage?</w:t>
+      </w:r>
+    </w:p>
+    <w:p>
+      <w:pPr>
+        <w:keepNext/>
+        <w:spacing w:before="240" w:after="80"/>
+        <w:rPr>
+          <w:b/>
+          <w:color w:val="000000"/>
+        </w:rPr>
+      </w:pPr>
+      <w:r>
+        <w:rPr>
+          <w:b/>
+          <w:color w:val="000000"/>
+        </w:rPr>
+        <w:t>PHẦN 10. VIẾT (10 điểm)</w:t>
+      </w:r>
+    </w:p>
+    <w:p>
+      <w:pPr>
+        <w:rPr>
+          <w:color w:val="000000"/>
+        </w:rPr>
+      </w:pPr>
+      <w:r>
+        <w:rPr>
+          <w:color w:val="000000"/>
+        </w:rPr>
+        <w:t>Viết đoạn văn 100–120 từ giới thiệu một khóa học, chương trình nghề nghiệp hoặc hoạt động cộng đồng. Dùng ít nhất 12 từ/collocations thuộc bài học.</w:t>
+      </w:r>
+    </w:p>
+    <w:p>
+      <w:pPr>
+        <w:keepNext/>
+        <w:pageBreakBefore/>
+        <w:spacing w:before="240" w:after="80"/>
+        <w:rPr>
+          <w:b/>
+          <w:color w:val="000000"/>
+        </w:rPr>
+      </w:pPr>
+      <w:r>
+        <w:rPr>
+          <w:b/>
+          <w:color w:val="000000"/>
+        </w:rPr>
+        <w:lastRenderedPageBreak/>
+        <w:t>ĐÁP ÁN</w:t>
+      </w:r>
+    </w:p>
+    <w:p>
+      <w:pPr>
+        <w:keepNext/>
+        <w:spacing w:after="240"/>
+        <w:jc w:val="center"/>
+        <w:rPr>
+          <w:b/>
+          <w:color w:val="000000"/>
+          <w:sz w:val="30"/>
+        </w:rPr>
+      </w:pPr>
+      <w:r>
+        <w:rPr>
+          <w:b/>
+          <w:color w:val="000000"/>
+          <w:sz w:val="30"/>
+        </w:rPr>
+        <w:t>PHẦN 1</w:t>
+      </w:r>
+    </w:p>
+    <w:p>
+      <w:pPr>
+        <w:spacing w:after="160"/>
+        <w:rPr>
+          <w:color w:val="000000"/>
+        </w:rPr>
+      </w:pPr>
+      <w:r>
+        <w:rPr>
+          <w:color w:val="000000"/>
+        </w:rPr>
+        <w:t>1. A</w:t>
+      </w:r>
+    </w:p>
+    <w:p>
+      <w:pPr>
+        <w:spacing w:after="160"/>
+        <w:rPr>
+          <w:color w:val="000000"/>
+        </w:rPr>
+      </w:pPr>
+      <w:r>
+        <w:rPr>
+          <w:color w:val="000000"/>
+        </w:rPr>
+        <w:t>2. A</w:t>
+      </w:r>
+    </w:p>
+    <w:p>
+      <w:pPr>
+        <w:spacing w:after="160"/>
+        <w:rPr>
+          <w:color w:val="000000"/>
+        </w:rPr>
+      </w:pPr>
+      <w:r>
+        <w:rPr>
+          <w:color w:val="000000"/>
+        </w:rPr>
+        <w:t>3. A</w:t>
+      </w:r>
+    </w:p>
+    <w:p>
+      <w:pPr>
+        <w:spacing w:after="160"/>
+        <w:rPr>
+          <w:color w:val="000000"/>
+        </w:rPr>
+      </w:pPr>
+      <w:r>
+        <w:rPr>
+          <w:color w:val="000000"/>
+        </w:rPr>
+        <w:t>4. A</w:t>
+      </w:r>
+    </w:p>
+    <w:p>
+      <w:pPr>
+        <w:spacing w:after="160"/>
+        <w:rPr>
+          <w:color w:val="000000"/>
+        </w:rPr>
+      </w:pPr>
+      <w:r>
+        <w:rPr>
+          <w:color w:val="000000"/>
+        </w:rPr>
+        <w:t>5. A</w:t>
+      </w:r>
+    </w:p>
+    <w:p>
+      <w:pPr>
+        <w:spacing w:after="160"/>
+        <w:rPr>
+          <w:color w:val="000000"/>
+        </w:rPr>
+      </w:pPr>
+      <w:r>
+        <w:rPr>
+          <w:color w:val="000000"/>
+        </w:rPr>
+        <w:t>6. A</w:t>
+      </w:r>
+    </w:p>
+    <w:p>
+      <w:pPr>
+        <w:spacing w:after="160"/>
+        <w:rPr>
+          <w:color w:val="000000"/>
+        </w:rPr>
+      </w:pPr>
+      <w:r>
+        <w:rPr>
+          <w:color w:val="000000"/>
+        </w:rPr>
+        <w:t>7. A</w:t>
+      </w:r>
+    </w:p>
+    <w:p>
+      <w:pPr>
+        <w:spacing w:after="160"/>
+        <w:rPr>
+          <w:color w:val="000000"/>
+        </w:rPr>
+      </w:pPr>
+      <w:r>
+        <w:rPr>
+          <w:color w:val="000000"/>
+        </w:rPr>
+        <w:t>8. A</w:t>
+      </w:r>
+    </w:p>
+    <w:p>
+      <w:pPr>
+        <w:spacing w:after="160"/>
+        <w:rPr>
+          <w:color w:val="000000"/>
+        </w:rPr>
+      </w:pPr>
+      <w:r>
+        <w:rPr>
+          <w:color w:val="000000"/>
+        </w:rPr>
+        <w:t>9. A</w:t>
+      </w:r>
+    </w:p>
+    <w:p>
+      <w:pPr>
+        <w:spacing w:after="160"/>
+        <w:rPr>
+          <w:color w:val="000000"/>
+        </w:rPr>
+      </w:pPr>
+      <w:r>
+        <w:rPr>
+          <w:color w:val="000000"/>
+        </w:rPr>
+        <w:t>10. A</w:t>
+      </w:r>
+    </w:p>
+    <w:p>
+      <w:pPr>
+        <w:keepNext/>
+        <w:spacing w:before="240" w:after="80"/>
+        <w:rPr>
+          <w:b/>
+          <w:color w:val="000000"/>
+        </w:rPr>
+      </w:pPr>
+      <w:r>
+        <w:rPr>
+          <w:b/>
+          <w:color w:val="000000"/>
+        </w:rPr>
+        <w:t>PHẦN 2</w:t>
+      </w:r>
+    </w:p>
+    <w:p>
+      <w:pPr>
+        <w:spacing w:after="160"/>
+        <w:rPr>
+          <w:color w:val="000000"/>
+        </w:rPr>
+      </w:pPr>
+      <w:r>
+        <w:rPr>
+          <w:color w:val="000000"/>
+        </w:rPr>
+        <w:t>1. job</w:t>
+      </w:r>
+    </w:p>
+    <w:p>
+      <w:pPr>
+        <w:spacing w:after="160"/>
+        <w:rPr>
+          <w:color w:val="000000"/>
+        </w:rPr>
+      </w:pPr>
+      <w:r>
+        <w:rPr>
+          <w:color w:val="000000"/>
+        </w:rPr>
+        <w:t>2. work</w:t>
+      </w:r>
+    </w:p>
+    <w:p>
+      <w:pPr>
+        <w:spacing w:after="160"/>
+        <w:rPr>
+          <w:color w:val="000000"/>
+        </w:rPr>
+      </w:pPr>
+      <w:r>
+        <w:rPr>
+          <w:color w:val="000000"/>
+        </w:rPr>
+        <w:t>3. career</w:t>
+      </w:r>
+    </w:p>
+    <w:p>
+      <w:pPr>
+        <w:spacing w:after="160"/>
+        <w:rPr>
+          <w:color w:val="000000"/>
+        </w:rPr>
+      </w:pPr>
+      <w:r>
+        <w:rPr>
+          <w:color w:val="000000"/>
+        </w:rPr>
+        <w:t>4. vacancy/opening</w:t>
+      </w:r>
+    </w:p>
+    <w:p>
+      <w:pPr>
+        <w:spacing w:after="160"/>
+        <w:rPr>
+          <w:color w:val="000000"/>
+        </w:rPr>
+      </w:pPr>
+      <w:r>
+        <w:rPr>
+          <w:color w:val="000000"/>
+        </w:rPr>
+        <w:t>5. applicant</w:t>
+      </w:r>
+    </w:p>
+    <w:p>
+      <w:pPr>
+        <w:spacing w:after="160"/>
+        <w:rPr>
+          <w:color w:val="000000"/>
+        </w:rPr>
+      </w:pPr>
+      <w:r>
+        <w:rPr>
+          <w:color w:val="000000"/>
+        </w:rPr>
+        <w:t>6. hire/recruit</w:t>
+      </w:r>
+    </w:p>
+    <w:p>
+      <w:pPr>
+        <w:spacing w:after="160"/>
+        <w:rPr>
+          <w:color w:val="000000"/>
+        </w:rPr>
+      </w:pPr>
+      <w:r>
+        <w:rPr>
+          <w:color w:val="000000"/>
+        </w:rPr>
+        <w:t>7. qualifications</w:t>
+      </w:r>
+    </w:p>
+    <w:p>
+      <w:pPr>
+        <w:spacing w:after="160"/>
+        <w:rPr>
+          <w:color w:val="000000"/>
+        </w:rPr>
+      </w:pPr>
+      <w:r>
+        <w:rPr>
+          <w:color w:val="000000"/>
+        </w:rPr>
+        <w:t>8. interview</w:t>
+      </w:r>
+    </w:p>
+    <w:p>
+      <w:pPr>
+        <w:spacing w:after="160"/>
+        <w:rPr>
+          <w:color w:val="000000"/>
+        </w:rPr>
+      </w:pPr>
+      <w:r>
+        <w:rPr>
+          <w:color w:val="000000"/>
+        </w:rPr>
+        <w:t>9. probation</w:t>
+      </w:r>
+    </w:p>
+    <w:p>
+      <w:pPr>
+        <w:spacing w:after="160"/>
+        <w:rPr>
+          <w:color w:val="000000"/>
+        </w:rPr>
+      </w:pPr>
+      <w:r>
+        <w:rPr>
+          <w:color w:val="000000"/>
+        </w:rPr>
+        <w:t>10. balance</w:t>
+      </w:r>
+    </w:p>
+    <w:p>
+      <w:pPr>
+        <w:keepNext/>
+        <w:spacing w:before="240" w:after="80"/>
+        <w:rPr>
+          <w:b/>
+          <w:color w:val="000000"/>
+        </w:rPr>
+      </w:pPr>
+      <w:r>
+        <w:rPr>
+          <w:b/>
+          <w:color w:val="000000"/>
+        </w:rPr>
+        <w:t>PHẦN 3</w:t>
+      </w:r>
+    </w:p>
+    <w:p>
+      <w:pPr>
+        <w:spacing w:after="160"/>
+        <w:rPr>
+          <w:color w:val="000000"/>
+        </w:rPr>
+      </w:pPr>
+      <w:r>
+        <w:rPr>
+          <w:color w:val="000000"/>
+        </w:rPr>
+        <w:t>1. A</w:t>
+      </w:r>
+    </w:p>
+    <w:p>
+      <w:pPr>
+        <w:spacing w:after="160"/>
+        <w:rPr>
+          <w:color w:val="000000"/>
+        </w:rPr>
+      </w:pPr>
+      <w:r>
+        <w:rPr>
+          <w:color w:val="000000"/>
+        </w:rPr>
+        <w:t>2. A</w:t>
+      </w:r>
+    </w:p>
+    <w:p>
+      <w:pPr>
+        <w:spacing w:after="160"/>
+        <w:rPr>
+          <w:color w:val="000000"/>
+        </w:rPr>
+      </w:pPr>
+      <w:r>
+        <w:rPr>
+          <w:color w:val="000000"/>
+        </w:rPr>
+        <w:t>3. A</w:t>
+      </w:r>
+    </w:p>
+    <w:p>
+      <w:pPr>
+        <w:spacing w:after="160"/>
+        <w:rPr>
+          <w:color w:val="000000"/>
+        </w:rPr>
+      </w:pPr>
+      <w:r>
+        <w:rPr>
+          <w:color w:val="000000"/>
+        </w:rPr>
+        <w:t>4. A</w:t>
+      </w:r>
+    </w:p>
+    <w:p>
+      <w:pPr>
+        <w:spacing w:after="160"/>
+        <w:rPr>
+          <w:color w:val="000000"/>
+        </w:rPr>
+      </w:pPr>
+      <w:r>
+        <w:rPr>
+          <w:color w:val="000000"/>
+        </w:rPr>
+        <w:t>5. A</w:t>
+      </w:r>
+    </w:p>
+    <w:p>
+      <w:pPr>
+        <w:spacing w:after="160"/>
+        <w:rPr>
+          <w:color w:val="000000"/>
+        </w:rPr>
+      </w:pPr>
+      <w:r>
+        <w:rPr>
+          <w:color w:val="000000"/>
+        </w:rPr>
+        <w:t>6. A</w:t>
+      </w:r>
+    </w:p>
+    <w:p>
+      <w:pPr>
+        <w:spacing w:after="160"/>
+        <w:rPr>
+          <w:color w:val="000000"/>
+        </w:rPr>
+      </w:pPr>
+      <w:r>
+        <w:rPr>
+          <w:color w:val="000000"/>
+        </w:rPr>
+        <w:lastRenderedPageBreak/>
+        <w:t>7. A</w:t>
+      </w:r>
+    </w:p>
+    <w:p>
+      <w:pPr>
+        <w:spacing w:after="160"/>
+        <w:rPr>
+          <w:color w:val="000000"/>
+        </w:rPr>
+      </w:pPr>
+      <w:r>
+        <w:rPr>
+          <w:color w:val="000000"/>
+        </w:rPr>
+        <w:t>8. A</w:t>
+      </w:r>
+    </w:p>
+    <w:p>
+      <w:pPr>
+        <w:spacing w:after="160"/>
+        <w:rPr>
+          <w:color w:val="000000"/>
+        </w:rPr>
+      </w:pPr>
+      <w:r>
+        <w:rPr>
+          <w:color w:val="000000"/>
+        </w:rPr>
+        <w:t>9. A</w:t>
+      </w:r>
+    </w:p>
+    <w:p>
+      <w:pPr>
+        <w:spacing w:after="160"/>
+        <w:rPr>
+          <w:color w:val="000000"/>
+        </w:rPr>
+      </w:pPr>
+      <w:r>
+        <w:rPr>
+          <w:color w:val="000000"/>
+        </w:rPr>
+        <w:t>10. A</w:t>
+      </w:r>
+    </w:p>
+    <w:p>
+      <w:pPr>
+        <w:keepNext/>
+        <w:spacing w:before="240" w:after="80"/>
+        <w:rPr>
+          <w:b/>
+          <w:color w:val="000000"/>
+        </w:rPr>
+      </w:pPr>
+      <w:r>
+        <w:rPr>
+          <w:b/>
+          <w:color w:val="000000"/>
+        </w:rPr>
+        <w:t>PHẦN 4</w:t>
+      </w:r>
+    </w:p>
+    <w:p>
+      <w:pPr>
+        <w:spacing w:after="160"/>
+        <w:rPr>
+          <w:color w:val="000000"/>
+        </w:rPr>
+      </w:pPr>
+      <w:r>
+        <w:rPr>
+          <w:color w:val="000000"/>
+        </w:rPr>
+        <w:t>1. learn</w:t>
+      </w:r>
+    </w:p>
+    <w:p>
+      <w:pPr>
+        <w:spacing w:after="160"/>
+        <w:rPr>
+          <w:color w:val="000000"/>
+        </w:rPr>
+      </w:pPr>
+      <w:r>
+        <w:rPr>
+          <w:color w:val="000000"/>
+        </w:rPr>
+        <w:t>2. studies</w:t>
+      </w:r>
+    </w:p>
+    <w:p>
+      <w:pPr>
+        <w:spacing w:after="160"/>
+        <w:rPr>
+          <w:color w:val="000000"/>
+        </w:rPr>
+      </w:pPr>
+      <w:r>
+        <w:rPr>
+          <w:color w:val="000000"/>
+        </w:rPr>
+        <w:t>3. attended</w:t>
+      </w:r>
+    </w:p>
+    <w:p>
+      <w:pPr>
+        <w:spacing w:after="160"/>
+        <w:rPr>
+          <w:color w:val="000000"/>
+        </w:rPr>
+      </w:pPr>
+      <w:r>
+        <w:rPr>
+          <w:color w:val="000000"/>
+        </w:rPr>
+        <w:t>4. participated in</w:t>
+      </w:r>
+    </w:p>
+    <w:p>
+      <w:pPr>
+        <w:spacing w:after="160"/>
+        <w:rPr>
+          <w:color w:val="000000"/>
+        </w:rPr>
+      </w:pPr>
+      <w:r>
+        <w:rPr>
+          <w:color w:val="000000"/>
+        </w:rPr>
+        <w:t>5. applied for</w:t>
+      </w:r>
+    </w:p>
+    <w:p>
+      <w:pPr>
+        <w:spacing w:after="160"/>
+        <w:rPr>
+          <w:color w:val="000000"/>
+        </w:rPr>
+      </w:pPr>
+      <w:r>
+        <w:rPr>
+          <w:color w:val="000000"/>
+        </w:rPr>
+        <w:t>6. applied to</w:t>
+      </w:r>
+    </w:p>
+    <w:p>
+      <w:pPr>
+        <w:spacing w:after="160"/>
+        <w:rPr>
+          <w:color w:val="000000"/>
+        </w:rPr>
+      </w:pPr>
+      <w:r>
+        <w:rPr>
+          <w:color w:val="000000"/>
+        </w:rPr>
+        <w:t>7. employer</w:t>
+      </w:r>
+    </w:p>
+    <w:p>
+      <w:pPr>
+        <w:spacing w:after="160"/>
+        <w:rPr>
+          <w:color w:val="000000"/>
+        </w:rPr>
+      </w:pPr>
+      <w:r>
+        <w:rPr>
+          <w:color w:val="000000"/>
+        </w:rPr>
+        <w:t>8. employee</w:t>
+      </w:r>
+    </w:p>
+    <w:p>
+      <w:pPr>
+        <w:spacing w:after="160"/>
+        <w:rPr>
+          <w:color w:val="000000"/>
+        </w:rPr>
+      </w:pPr>
+      <w:r>
+        <w:rPr>
+          <w:color w:val="000000"/>
+        </w:rPr>
+        <w:t>9. economical</w:t>
+      </w:r>
+    </w:p>
+    <w:p>
+      <w:pPr>
+        <w:spacing w:after="160"/>
+        <w:rPr>
+          <w:color w:val="000000"/>
+        </w:rPr>
+      </w:pPr>
+      <w:r>
+        <w:rPr>
+          <w:color w:val="000000"/>
+        </w:rPr>
+        <w:t>10. sociable</w:t>
+      </w:r>
+    </w:p>
+    <w:p>
+      <w:pPr>
+        <w:keepNext/>
+        <w:spacing w:before="240" w:after="80"/>
+        <w:rPr>
+          <w:b/>
+          <w:color w:val="000000"/>
+        </w:rPr>
+      </w:pPr>
+      <w:r>
+        <w:rPr>
+          <w:b/>
+          <w:color w:val="000000"/>
+        </w:rPr>
+        <w:t>PHẦN 5</w:t>
+      </w:r>
+    </w:p>
+    <w:p>
+      <w:pPr>
+        <w:spacing w:after="160"/>
+        <w:rPr>
+          <w:color w:val="000000"/>
+        </w:rPr>
+      </w:pPr>
+      <w:r>
+        <w:rPr>
+          <w:color w:val="000000"/>
+        </w:rPr>
+        <w:t>1. education</w:t>
+      </w:r>
+    </w:p>
+    <w:p>
+      <w:pPr>
+        <w:spacing w:after="160"/>
+        <w:rPr>
+          <w:color w:val="000000"/>
+        </w:rPr>
+      </w:pPr>
+      <w:r>
+        <w:rPr>
+          <w:color w:val="000000"/>
+        </w:rPr>
+        <w:t>2. applicant</w:t>
+      </w:r>
+    </w:p>
+    <w:p>
+      <w:pPr>
+        <w:spacing w:after="160"/>
+        <w:rPr>
+          <w:color w:val="000000"/>
+        </w:rPr>
+      </w:pPr>
+      <w:r>
+        <w:rPr>
+          <w:color w:val="000000"/>
+        </w:rPr>
+        <w:t>3. qualified</w:t>
+      </w:r>
+    </w:p>
+    <w:p>
+      <w:pPr>
+        <w:spacing w:after="160"/>
+        <w:rPr>
+          <w:color w:val="000000"/>
+        </w:rPr>
+      </w:pPr>
+      <w:r>
+        <w:rPr>
+          <w:color w:val="000000"/>
+        </w:rPr>
+        <w:t>4. unemployment</w:t>
+      </w:r>
+    </w:p>
+    <w:p>
+      <w:pPr>
+        <w:spacing w:after="160"/>
+        <w:rPr>
+          <w:color w:val="000000"/>
+        </w:rPr>
+      </w:pPr>
+      <w:r>
+        <w:rPr>
+          <w:color w:val="000000"/>
+        </w:rPr>
+        <w:t>5. participation</w:t>
+      </w:r>
+    </w:p>
+    <w:p>
+      <w:pPr>
+        <w:spacing w:after="160"/>
+        <w:rPr>
+          <w:color w:val="000000"/>
+        </w:rPr>
+      </w:pPr>
+      <w:r>
+        <w:rPr>
+          <w:color w:val="000000"/>
+        </w:rPr>
+        <w:t>6. volunteer</w:t>
+      </w:r>
+    </w:p>
+    <w:p>
+      <w:pPr>
+        <w:spacing w:after="160"/>
+        <w:rPr>
+          <w:color w:val="000000"/>
+        </w:rPr>
+      </w:pPr>
+      <w:r>
+        <w:rPr>
+          <w:color w:val="000000"/>
+        </w:rPr>
+        <w:t>7. responsibly</w:t>
+      </w:r>
+    </w:p>
+    <w:p>
+      <w:pPr>
+        <w:spacing w:after="160"/>
+        <w:rPr>
+          <w:color w:val="000000"/>
+        </w:rPr>
+      </w:pPr>
+      <w:r>
+        <w:rPr>
+          <w:color w:val="000000"/>
+        </w:rPr>
+        <w:t>8. professional</w:t>
+      </w:r>
+    </w:p>
+    <w:p>
+      <w:pPr>
+        <w:spacing w:after="160"/>
+        <w:rPr>
+          <w:color w:val="000000"/>
+        </w:rPr>
+      </w:pPr>
+      <w:r>
+        <w:rPr>
+          <w:color w:val="000000"/>
+        </w:rPr>
+        <w:t>9. educational</w:t>
+      </w:r>
+    </w:p>
+    <w:p>
+      <w:pPr>
+        <w:spacing w:after="160"/>
+        <w:rPr>
+          <w:color w:val="000000"/>
+        </w:rPr>
+      </w:pPr>
+      <w:r>
+        <w:rPr>
+          <w:color w:val="000000"/>
+        </w:rPr>
+        <w:t>10. efficiently</w:t>
+      </w:r>
+    </w:p>
+    <w:p>
+      <w:pPr>
+        <w:keepNext/>
+        <w:spacing w:before="240" w:after="80"/>
+        <w:rPr>
+          <w:b/>
+          <w:color w:val="000000"/>
+        </w:rPr>
+      </w:pPr>
+      <w:r>
+        <w:rPr>
+          <w:b/>
+          <w:color w:val="000000"/>
+        </w:rPr>
+        <w:t>PHẦN 6</w:t>
+      </w:r>
+    </w:p>
+    <w:p>
+      <w:pPr>
+        <w:spacing w:after="160"/>
+        <w:rPr>
+          <w:color w:val="000000"/>
+        </w:rPr>
+      </w:pPr>
+      <w:r>
+        <w:rPr>
+          <w:color w:val="000000"/>
+        </w:rPr>
+        <w:t>1. A</w:t>
+      </w:r>
+    </w:p>
+    <w:p>
+      <w:pPr>
+        <w:spacing w:after="160"/>
+        <w:rPr>
+          <w:color w:val="000000"/>
+        </w:rPr>
+      </w:pPr>
+      <w:r>
+        <w:rPr>
+          <w:color w:val="000000"/>
+        </w:rPr>
+        <w:t>2. A</w:t>
+      </w:r>
+    </w:p>
+    <w:p>
+      <w:pPr>
+        <w:spacing w:after="160"/>
+        <w:rPr>
+          <w:color w:val="000000"/>
+        </w:rPr>
+      </w:pPr>
+      <w:r>
+        <w:rPr>
+          <w:color w:val="000000"/>
+        </w:rPr>
+        <w:t>3. A</w:t>
+      </w:r>
+    </w:p>
+    <w:p>
+      <w:pPr>
+        <w:spacing w:after="160"/>
+        <w:rPr>
+          <w:color w:val="000000"/>
+        </w:rPr>
+      </w:pPr>
+      <w:r>
+        <w:rPr>
+          <w:color w:val="000000"/>
+        </w:rPr>
+        <w:lastRenderedPageBreak/>
+        <w:t>4. A</w:t>
+      </w:r>
+    </w:p>
+    <w:p>
+      <w:pPr>
+        <w:spacing w:after="160"/>
+        <w:rPr>
+          <w:color w:val="000000"/>
+        </w:rPr>
+      </w:pPr>
+      <w:r>
+        <w:rPr>
+          <w:color w:val="000000"/>
+        </w:rPr>
+        <w:t>5. A</w:t>
+      </w:r>
+    </w:p>
+    <w:p>
+      <w:pPr>
+        <w:spacing w:after="160"/>
+        <w:rPr>
+          <w:color w:val="000000"/>
+        </w:rPr>
+      </w:pPr>
+      <w:r>
+        <w:rPr>
+          <w:color w:val="000000"/>
+        </w:rPr>
+        <w:t>6. A</w:t>
+      </w:r>
+    </w:p>
+    <w:p>
+      <w:pPr>
+        <w:spacing w:after="160"/>
+        <w:rPr>
+          <w:color w:val="000000"/>
+        </w:rPr>
+      </w:pPr>
+      <w:r>
+        <w:rPr>
+          <w:color w:val="000000"/>
+        </w:rPr>
+        <w:t>7. A</w:t>
+      </w:r>
+    </w:p>
+    <w:p>
+      <w:pPr>
+        <w:spacing w:after="160"/>
+        <w:rPr>
+          <w:color w:val="000000"/>
+        </w:rPr>
+      </w:pPr>
+      <w:r>
+        <w:rPr>
+          <w:color w:val="000000"/>
+        </w:rPr>
+        <w:t>8. A</w:t>
+      </w:r>
+    </w:p>
+    <w:p>
+      <w:pPr>
+        <w:spacing w:after="160"/>
+        <w:rPr>
+          <w:color w:val="000000"/>
+        </w:rPr>
+      </w:pPr>
+      <w:r>
+        <w:rPr>
+          <w:color w:val="000000"/>
+        </w:rPr>
+        <w:t>9. A</w:t>
+      </w:r>
+    </w:p>
+    <w:p>
+      <w:pPr>
+        <w:spacing w:after="160"/>
+        <w:rPr>
+          <w:color w:val="000000"/>
+        </w:rPr>
+      </w:pPr>
+      <w:r>
+        <w:rPr>
+          <w:color w:val="000000"/>
+        </w:rPr>
+        <w:t>10. A</w:t>
+      </w:r>
+    </w:p>
+    <w:p>
+      <w:pPr>
+        <w:keepNext/>
+        <w:spacing w:before="240" w:after="80"/>
+        <w:rPr>
+          <w:b/>
+          <w:color w:val="000000"/>
+        </w:rPr>
+      </w:pPr>
+      <w:r>
+        <w:rPr>
+          <w:b/>
+          <w:color w:val="000000"/>
+        </w:rPr>
+        <w:t>PHẦN 7</w:t>
+      </w:r>
+    </w:p>
+    <w:p>
+      <w:pPr>
+        <w:spacing w:after="160"/>
+        <w:rPr>
+          <w:color w:val="000000"/>
+        </w:rPr>
+      </w:pPr>
+      <w:r>
+        <w:rPr>
+          <w:color w:val="000000"/>
+        </w:rPr>
+        <w:t>1. took an exam</w:t>
+      </w:r>
+    </w:p>
+    <w:p>
+      <w:pPr>
+        <w:spacing w:after="160"/>
+        <w:rPr>
+          <w:color w:val="000000"/>
+        </w:rPr>
+      </w:pPr>
+      <w:r>
+        <w:rPr>
+          <w:color w:val="000000"/>
+        </w:rPr>
+        <w:t>2. participated in</w:t>
+      </w:r>
+    </w:p>
+    <w:p>
+      <w:pPr>
+        <w:spacing w:after="160"/>
+        <w:rPr>
+          <w:color w:val="000000"/>
+        </w:rPr>
+      </w:pPr>
+      <w:r>
+        <w:rPr>
+          <w:color w:val="000000"/>
+        </w:rPr>
+        <w:t>3. applied for</w:t>
+      </w:r>
+    </w:p>
+    <w:p>
+      <w:pPr>
+        <w:spacing w:after="160"/>
+        <w:rPr>
+          <w:color w:val="000000"/>
+        </w:rPr>
+      </w:pPr>
+      <w:r>
+        <w:rPr>
+          <w:color w:val="000000"/>
+        </w:rPr>
+        <w:t>4. gained useful experience</w:t>
+      </w:r>
+    </w:p>
+    <w:p>
+      <w:pPr>
+        <w:spacing w:after="160"/>
+        <w:rPr>
+          <w:color w:val="000000"/>
+        </w:rPr>
+      </w:pPr>
+      <w:r>
+        <w:rPr>
+          <w:color w:val="000000"/>
+        </w:rPr>
+        <w:t>5. applicant</w:t>
+      </w:r>
+    </w:p>
+    <w:p>
+      <w:pPr>
+        <w:spacing w:after="160"/>
+        <w:rPr>
+          <w:color w:val="000000"/>
+        </w:rPr>
+      </w:pPr>
+      <w:r>
+        <w:rPr>
+          <w:color w:val="000000"/>
+        </w:rPr>
+        <w:t>6. employees</w:t>
+      </w:r>
+    </w:p>
+    <w:p>
+      <w:pPr>
+        <w:spacing w:after="160"/>
+        <w:rPr>
+          <w:color w:val="000000"/>
+        </w:rPr>
+      </w:pPr>
+      <w:r>
+        <w:rPr>
+          <w:color w:val="000000"/>
+        </w:rPr>
+        <w:t>7. useful advice</w:t>
+      </w:r>
+    </w:p>
+    <w:p>
+      <w:pPr>
+        <w:spacing w:after="160"/>
+        <w:rPr>
+          <w:color w:val="000000"/>
+        </w:rPr>
+      </w:pPr>
+      <w:r>
+        <w:rPr>
+          <w:color w:val="000000"/>
+        </w:rPr>
+        <w:t>8. enrolled in</w:t>
+      </w:r>
+    </w:p>
+    <w:p>
+      <w:pPr>
+        <w:spacing w:after="160"/>
+        <w:rPr>
+          <w:color w:val="000000"/>
+        </w:rPr>
+      </w:pPr>
+      <w:r>
+        <w:rPr>
+          <w:color w:val="000000"/>
+        </w:rPr>
+        <w:t>9. raised money</w:t>
+      </w:r>
+    </w:p>
+    <w:p>
+      <w:pPr>
+        <w:spacing w:after="160"/>
+        <w:rPr>
+          <w:color w:val="000000"/>
+        </w:rPr>
+      </w:pPr>
+      <w:r>
+        <w:rPr>
+          <w:color w:val="000000"/>
+        </w:rPr>
+        <w:t>10. strong teamwork skills</w:t>
+      </w:r>
+    </w:p>
+    <w:p>
+      <w:pPr>
+        <w:keepNext/>
+        <w:spacing w:before="240" w:after="80"/>
+        <w:rPr>
+          <w:b/>
+          <w:color w:val="000000"/>
+        </w:rPr>
+      </w:pPr>
+      <w:r>
+        <w:rPr>
+          <w:b/>
+          <w:color w:val="000000"/>
+        </w:rPr>
+        <w:t>PHẦN 8</w:t>
+      </w:r>
+    </w:p>
+    <w:p>
+      <w:pPr>
+        <w:spacing w:after="160"/>
+        <w:rPr>
+          <w:color w:val="000000"/>
+        </w:rPr>
+      </w:pPr>
+      <w:r>
+        <w:rPr>
+          <w:color w:val="000000"/>
+        </w:rPr>
+        <w:t>1. apply</w:t>
+      </w:r>
+    </w:p>
+    <w:p>
+      <w:pPr>
+        <w:spacing w:after="160"/>
+        <w:rPr>
+          <w:color w:val="000000"/>
+        </w:rPr>
+      </w:pPr>
+      <w:r>
+        <w:rPr>
+          <w:color w:val="000000"/>
+        </w:rPr>
+        <w:t>2. professional</w:t>
+      </w:r>
+    </w:p>
+    <w:p>
+      <w:pPr>
+        <w:spacing w:after="160"/>
+        <w:rPr>
+          <w:color w:val="000000"/>
+        </w:rPr>
+      </w:pPr>
+      <w:r>
+        <w:rPr>
+          <w:color w:val="000000"/>
+        </w:rPr>
+        <w:t>3. experience</w:t>
+      </w:r>
+    </w:p>
+    <w:p>
+      <w:pPr>
+        <w:spacing w:after="160"/>
+        <w:rPr>
+          <w:color w:val="000000"/>
+        </w:rPr>
+      </w:pPr>
+      <w:r>
+        <w:rPr>
+          <w:color w:val="000000"/>
+        </w:rPr>
+        <w:t>4. feedback</w:t>
+      </w:r>
+    </w:p>
+    <w:p>
+      <w:pPr>
+        <w:spacing w:after="160"/>
+        <w:rPr>
+          <w:color w:val="000000"/>
+        </w:rPr>
+      </w:pPr>
+      <w:r>
+        <w:rPr>
+          <w:color w:val="000000"/>
+        </w:rPr>
+        <w:t>5. expectations</w:t>
+      </w:r>
+    </w:p>
+    <w:p>
+      <w:pPr>
+        <w:spacing w:after="160"/>
+        <w:rPr>
+          <w:color w:val="000000"/>
+        </w:rPr>
+      </w:pPr>
+      <w:r>
+        <w:rPr>
+          <w:color w:val="000000"/>
+        </w:rPr>
+        <w:t>6. vacancies/openings</w:t>
+      </w:r>
+    </w:p>
+    <w:p>
+      <w:pPr>
+        <w:spacing w:after="160"/>
+        <w:rPr>
+          <w:color w:val="000000"/>
+        </w:rPr>
+      </w:pPr>
+      <w:r>
+        <w:rPr>
+          <w:color w:val="000000"/>
+        </w:rPr>
+        <w:t>7. permanent</w:t>
+      </w:r>
+    </w:p>
+    <w:p>
+      <w:pPr>
+        <w:spacing w:after="160"/>
+        <w:rPr>
+          <w:color w:val="000000"/>
+        </w:rPr>
+      </w:pPr>
+      <w:r>
+        <w:rPr>
+          <w:color w:val="000000"/>
+        </w:rPr>
+        <w:t>8. participant</w:t>
+      </w:r>
+    </w:p>
+    <w:p>
+      <w:pPr>
+        <w:spacing w:after="160"/>
+        <w:rPr>
+          <w:color w:val="000000"/>
+        </w:rPr>
+      </w:pPr>
+      <w:r>
+        <w:rPr>
+          <w:color w:val="000000"/>
+        </w:rPr>
+        <w:t>9. early/today</w:t>
+      </w:r>
+    </w:p>
+    <w:p>
+      <w:pPr>
+        <w:spacing w:after="160"/>
+        <w:rPr>
+          <w:color w:val="000000"/>
+        </w:rPr>
+      </w:pPr>
+      <w:r>
+        <w:rPr>
+          <w:color w:val="000000"/>
+        </w:rPr>
+        <w:t>10. opportunity</w:t>
+      </w:r>
+    </w:p>
+    <w:p>
+      <w:pPr>
+        <w:keepNext/>
+        <w:spacing w:before="240" w:after="80"/>
+        <w:rPr>
+          <w:b/>
+          <w:color w:val="000000"/>
+        </w:rPr>
+      </w:pPr>
+      <w:r>
+        <w:rPr>
+          <w:b/>
+          <w:color w:val="000000"/>
+        </w:rPr>
+        <w:lastRenderedPageBreak/>
+        <w:t>PHẦN 9</w:t>
+      </w:r>
+    </w:p>
+    <w:p>
+      <w:pPr>
+        <w:spacing w:after="160"/>
+        <w:rPr>
+          <w:color w:val="000000"/>
+        </w:rPr>
+      </w:pPr>
+      <w:r>
+        <w:rPr>
+          <w:color w:val="000000"/>
+        </w:rPr>
+        <w:t>1. Local businesses</w:t>
+      </w:r>
+    </w:p>
+    <w:p>
+      <w:pPr>
+        <w:spacing w:after="160"/>
+        <w:rPr>
+          <w:color w:val="000000"/>
+        </w:rPr>
+      </w:pPr>
+      <w:r>
+        <w:rPr>
+          <w:color w:val="000000"/>
+        </w:rPr>
+        <w:t>2. Classroom learning and hands-on experience</w:t>
+      </w:r>
+    </w:p>
+    <w:p>
+      <w:pPr>
+        <w:spacing w:after="160"/>
+        <w:rPr>
+          <w:color w:val="000000"/>
+        </w:rPr>
+      </w:pPr>
+      <w:r>
+        <w:rPr>
+          <w:color w:val="000000"/>
+        </w:rPr>
+        <w:t>3. Employers</w:t>
+      </w:r>
+    </w:p>
+    <w:p>
+      <w:pPr>
+        <w:spacing w:after="160"/>
+        <w:rPr>
+          <w:color w:val="000000"/>
+        </w:rPr>
+      </w:pPr>
+      <w:r>
+        <w:rPr>
+          <w:color w:val="000000"/>
+        </w:rPr>
+        <w:t>4. Disadvantaged students</w:t>
+      </w:r>
+    </w:p>
+    <w:p>
+      <w:pPr>
+        <w:spacing w:after="160"/>
+        <w:rPr>
+          <w:color w:val="000000"/>
+        </w:rPr>
+      </w:pPr>
+      <w:r>
+        <w:rPr>
+          <w:color w:val="000000"/>
+        </w:rPr>
+        <w:t>5. Graduate employment</w:t>
+      </w:r>
+    </w:p>
+    <w:p>
+      <w:pPr>
+        <w:spacing w:after="160"/>
+        <w:rPr>
+          <w:color w:val="000000"/>
+        </w:rPr>
+      </w:pPr>
+      <w:r>
+        <w:rPr>
+          <w:color w:val="000000"/>
+        </w:rPr>
+        <w:t>6. Short periods of workplace experience</w:t>
+      </w:r>
+    </w:p>
+    <w:p>
+      <w:pPr>
+        <w:spacing w:after="160"/>
+        <w:rPr>
+          <w:color w:val="000000"/>
+        </w:rPr>
+      </w:pPr>
+      <w:r>
+        <w:rPr>
+          <w:color w:val="000000"/>
+        </w:rPr>
+        <w:t>7. Companies</w:t>
+      </w:r>
+    </w:p>
+    <w:p>
+      <w:pPr>
+        <w:spacing w:after="160"/>
+        <w:rPr>
+          <w:color w:val="000000"/>
+        </w:rPr>
+      </w:pPr>
+      <w:r>
+        <w:rPr>
+          <w:color w:val="000000"/>
+        </w:rPr>
+        <w:t>8. Long-term</w:t>
+      </w:r>
+    </w:p>
+    <w:p>
+      <w:pPr>
+        <w:spacing w:after="160"/>
+        <w:rPr>
+          <w:color w:val="000000"/>
+        </w:rPr>
+      </w:pPr>
+      <w:r>
+        <w:rPr>
+          <w:color w:val="000000"/>
+        </w:rPr>
+        <w:t>9. Employment</w:t>
+      </w:r>
+    </w:p>
+    <w:p>
+      <w:pPr>
+        <w:spacing w:after="160"/>
+        <w:rPr>
+          <w:color w:val="000000"/>
+        </w:rPr>
+      </w:pPr>
+      <w:r>
+        <w:rPr>
+          <w:color w:val="000000"/>
+        </w:rPr>
+        <w:t>10. To describe a vocational program and its benefits</w:t>
+      </w:r>
+    </w:p>
+    <w:p>
+      <w:pPr>
+        <w:keepNext/>
+        <w:spacing w:before="240" w:after="80"/>
+        <w:rPr>
+          <w:b/>
+          <w:color w:val="000000"/>
+        </w:rPr>
+      </w:pPr>
+      <w:r>
+        <w:rPr>
+          <w:b/>
+          <w:color w:val="000000"/>
+        </w:rPr>
+        <w:t>PHẦN 10 – BÀI MẪU</w:t>
+      </w:r>
+    </w:p>
+    <w:p>
+      <w:pPr>
+        <w:rPr>
+          <w:b/>
+          <w:color w:val="000000"/>
+        </w:rPr>
+      </w:pPr>
+      <w:r>
+        <w:rPr>
+          <w:b/>
+          <w:color w:val="000000"/>
+        </w:rPr>
+        <w:t>Our school offers a free career preparation program for senior students. Qualified advisers help every participant identify suitable occupations and develop professional skills. Students attend practical workshops, prepare a clear CV and practice answering interview questions confidently. Local employers provide feedback and explain current job vacancies, entry requirements and workplace expectations. The program also gives disadvantaged learners equal access to career guidance. Participants can complete short work placements to gain hands-on experience and improve teamwork, communication and problem-solving skills. Several graduates have already received permanent employment after joining the course. This valuable opportunity helps young applicants become more self-motivated, adaptable and responsible as they begin planning their future careers.</w:t>
+      </w:r>
+    </w:p>
+    <w:p>
+      <w:pPr>
+        <w:rPr>
+          <w:color w:val="000000"/>
+        </w:rPr>
+      </w:pPr>
     </w:p>
     <w:sectPr>
       <w:pgSz w:w="11906" w:h="16838"/>
-      <w:pgMar w:top="1134" w:right="1134" w:bottom="1134" w:left="1134"/>
+      <w:pgMar w:top="1134" w:right="1134" w:bottom="1134" w:left="1134" w:header="720" w:footer="720" w:gutter="0"/>
+      <w:cols w:space="720"/>
     </w:sectPr>
   </w:body>
 </w:document>
